--- a/docs/Отчёт_по_критериям.docx
+++ b/docs/Отчёт_по_критериям.docx
@@ -14,6 +14,14 @@
     <w:p>
       <w:pPr>
         <w:pStyle w:val="FirstParagraph"/>
+      </w:pPr>
+      <w:r>
+        <w:t xml:space="preserve">Колледж Astana IT University, Астана, 2026.</w:t>
+      </w:r>
+    </w:p>
+    <w:p>
+      <w:pPr>
+        <w:pStyle w:val="BodyText"/>
       </w:pPr>
       <w:r>
         <w:t xml:space="preserve">Дисциплина: ПМ.07 «Разработка мобильных приложений».</w:t>

--- a/docs/Отчёт_по_критериям.docx
+++ b/docs/Отчёт_по_критериям.docx
@@ -56,7 +56,7 @@
         <w:pStyle w:val="BodyText"/>
       </w:pPr>
       <w:r>
-        <w:t xml:space="preserve">Для каждого критерия простыми словами сказано, что сделано в приложении или в курсовой работе и как показать это на защите. Номера рисунков и таблиц указаны по курсовой работе.</w:t>
+        <w:t xml:space="preserve">Для каждого критерия простыми словами объяснено, как он выполнен в приложении «Маршрут» и в курсовой работе.</w:t>
       </w:r>
     </w:p>
     <w:bookmarkStart w:id="20" w:name="критерии-1-семестр"/>
@@ -77,7 +77,7 @@
         <w:jc w:val="left"/>
       </w:pPr>
       <w:r>
-        <w:t xml:space="preserve">Таблица 1 — Критерии 1 семестра: что сделано и как показать</w:t>
+        <w:t xml:space="preserve">Таблица 1 — Критерии 1 семестра и как они выполнены</w:t>
       </w:r>
     </w:p>
     <w:tbl>
@@ -99,8 +99,7 @@
       <w:tblGrid>
         <w:gridCol w:w="623"/>
         <w:gridCol w:w="2182"/>
-        <w:gridCol w:w="7106"/>
-        <w:gridCol w:w="4658"/>
+        <w:gridCol w:w="11765"/>
       </w:tblGrid>
       <w:tr>
         <w:trPr>
@@ -153,7 +152,7 @@
         </w:tc>
         <w:tc>
           <w:tcPr>
-            <w:tcW w:type="dxa" w:w="7106"/>
+            <w:tcW w:type="dxa" w:w="11764"/>
           </w:tcPr>
           <w:p>
             <w:pPr>
@@ -169,29 +168,7 @@
                 <w:color w:val="000000"/>
                 <w:sz w:val="24"/>
               </w:rPr>
-              <w:t xml:space="preserve">Что сделано</w:t>
-            </w:r>
-          </w:p>
-        </w:tc>
-        <w:tc>
-          <w:tcPr>
-            <w:tcW w:type="dxa" w:w="4658"/>
-          </w:tcPr>
-          <w:p>
-            <w:pPr>
-              <w:pStyle w:val="Compact"/>
-              <w:spacing w:line="240" w:lineRule="auto" w:before="0" w:after="0"/>
-              <w:ind w:firstLine="0" w:left="0"/>
-              <w:jc w:val="left"/>
-            </w:pPr>
-            <w:r>
-              <w:rPr>
-                <w:rFonts w:ascii="Times New Roman" w:hAnsi="Times New Roman" w:eastAsia="Times New Roman" w:cs="Times New Roman"/>
-                <w:b/>
-                <w:color w:val="000000"/>
-                <w:sz w:val="24"/>
-              </w:rPr>
-              <w:t xml:space="preserve">Как показать</w:t>
+              <w:t xml:space="preserve">Как выполнено</w:t>
             </w:r>
           </w:p>
         </w:tc>
@@ -244,43 +221,22 @@
         </w:tc>
         <w:tc>
           <w:tcPr>
-            <w:tcW w:type="dxa" w:w="7106"/>
-          </w:tcPr>
-          <w:p>
-            <w:pPr>
-              <w:pStyle w:val="Compact"/>
-              <w:spacing w:line="240" w:lineRule="auto" w:before="0" w:after="0"/>
-              <w:ind w:firstLine="0" w:left="0"/>
-              <w:jc w:val="left"/>
-            </w:pPr>
-            <w:r>
-              <w:rPr>
-                <w:rFonts w:ascii="Times New Roman" w:hAnsi="Times New Roman" w:eastAsia="Times New Roman" w:cs="Times New Roman"/>
-                <w:color w:val="000000"/>
-                <w:sz w:val="24"/>
-              </w:rPr>
-              <w:t>Выбрана тема «Создание приложения для автоматического формирования персонального плана обучения». Во введении описаны актуальность, цель, восемь задач, объект и предмет, целевая аудитория (студенты колледжей и вузов, самоучки, люди, которые меняют профессию) и основной функционал</w:t>
-            </w:r>
-          </w:p>
-        </w:tc>
-        <w:tc>
-          <w:tcPr>
-            <w:tcW w:type="dxa" w:w="4658"/>
-          </w:tcPr>
-          <w:p>
-            <w:pPr>
-              <w:pStyle w:val="Compact"/>
-              <w:spacing w:line="240" w:lineRule="auto" w:before="0" w:after="0"/>
-              <w:ind w:firstLine="0" w:left="0"/>
-              <w:jc w:val="left"/>
-            </w:pPr>
-            <w:r>
-              <w:rPr>
-                <w:rFonts w:ascii="Times New Roman" w:hAnsi="Times New Roman" w:eastAsia="Times New Roman" w:cs="Times New Roman"/>
-                <w:color w:val="000000"/>
-                <w:sz w:val="24"/>
-              </w:rPr>
-              <w:t xml:space="preserve">Открыть введение курсовой и первый слайд презентации, назвать цель и для кого приложение</w:t>
+            <w:tcW w:type="dxa" w:w="11764"/>
+          </w:tcPr>
+          <w:p>
+            <w:pPr>
+              <w:pStyle w:val="Compact"/>
+              <w:spacing w:line="240" w:lineRule="auto" w:before="0" w:after="0"/>
+              <w:ind w:firstLine="0" w:left="0"/>
+              <w:jc w:val="left"/>
+            </w:pPr>
+            <w:r>
+              <w:rPr>
+                <w:rFonts w:ascii="Times New Roman" w:hAnsi="Times New Roman" w:eastAsia="Times New Roman" w:cs="Times New Roman"/>
+                <w:color w:val="000000"/>
+                <w:sz w:val="24"/>
+              </w:rPr>
+              <w:t>Тема — «Создание приложения для автоматического формирования персонального плана обучения». Цель — разработать мобильное приложение, которое само составляет личный план обучения по выбранному направлению с учётом знаний человека, его свободного времени и срока, а при отставании перестраивает план. Для этого поставлено восемь задач: изучить предметную область и аналоги, выбрать технологии, разработать алгоритм составления плана, сделать экраны, протестировать приложение, проанализировать первую версию и выпустить готовую сборку. Целевая аудитория — студенты колледжей и вузов, самоучки и люди, которые меняют профессию: все, кто учится без преподавателя и у кого ограничено время. Основной функционал: регистрация и вход, выбор направления, тест знаний, настройка расписания, автоматический план по дням с повторениями, проверка дедлайна, отметка занятий и перестройка плана, главная страница с прогрессом, статистика и профиль</w:t>
             </w:r>
           </w:p>
         </w:tc>
@@ -333,43 +289,22 @@
         </w:tc>
         <w:tc>
           <w:tcPr>
-            <w:tcW w:type="dxa" w:w="7106"/>
-          </w:tcPr>
-          <w:p>
-            <w:pPr>
-              <w:pStyle w:val="Compact"/>
-              <w:spacing w:line="240" w:lineRule="auto" w:before="0" w:after="0"/>
-              <w:ind w:firstLine="0" w:left="0"/>
-              <w:jc w:val="left"/>
-            </w:pPr>
-            <w:r>
-              <w:rPr>
-                <w:rFonts w:ascii="Times New Roman" w:hAnsi="Times New Roman" w:eastAsia="Times New Roman" w:cs="Times New Roman"/>
-                <w:color w:val="000000"/>
-                <w:sz w:val="24"/>
-              </w:rPr>
-              <w:t xml:space="preserve">При запуске появляется заставка: логотип «М» и название «Маршрут» на тёмно-синем фоне с плавным появлением. Пока она видна, приложение загружает каталог тем и проверяет, входил ли пользователь раньше</w:t>
-            </w:r>
-          </w:p>
-        </w:tc>
-        <w:tc>
-          <w:tcPr>
-            <w:tcW w:type="dxa" w:w="4658"/>
-          </w:tcPr>
-          <w:p>
-            <w:pPr>
-              <w:pStyle w:val="Compact"/>
-              <w:spacing w:line="240" w:lineRule="auto" w:before="0" w:after="0"/>
-              <w:ind w:firstLine="0" w:left="0"/>
-              <w:jc w:val="left"/>
-            </w:pPr>
-            <w:r>
-              <w:rPr>
-                <w:rFonts w:ascii="Times New Roman" w:hAnsi="Times New Roman" w:eastAsia="Times New Roman" w:cs="Times New Roman"/>
-                <w:color w:val="000000"/>
-                <w:sz w:val="24"/>
-              </w:rPr>
-              <w:t xml:space="preserve">Запустить приложение. Примерно через полторы секунды откроется экран входа, а если раньше была отмечена галочка «Запомнить меня», сразу главная (рисунок 2.5)</w:t>
+            <w:tcW w:type="dxa" w:w="11764"/>
+          </w:tcPr>
+          <w:p>
+            <w:pPr>
+              <w:pStyle w:val="Compact"/>
+              <w:spacing w:line="240" w:lineRule="auto" w:before="0" w:after="0"/>
+              <w:ind w:firstLine="0" w:left="0"/>
+              <w:jc w:val="left"/>
+            </w:pPr>
+            <w:r>
+              <w:rPr>
+                <w:rFonts w:ascii="Times New Roman" w:hAnsi="Times New Roman" w:eastAsia="Times New Roman" w:cs="Times New Roman"/>
+                <w:color w:val="000000"/>
+                <w:sz w:val="24"/>
+              </w:rPr>
+              <w:t xml:space="preserve">При запуске показывается заставка: логотип «М» в виде линии маршрута и название «Маршрут» на тёмно-синем фоне, логотип плавно появляется. Заставка не просто украшение: пока она видна (не меньше полутора секунд), приложение загружает каталог тем и проверяет, сохранён ли вход. После этого оно само переходит на экран входа, а если пользователь раньше выбрал «Запомнить меня», сразу на главную</w:t>
             </w:r>
           </w:p>
         </w:tc>
@@ -422,43 +357,22 @@
         </w:tc>
         <w:tc>
           <w:tcPr>
-            <w:tcW w:type="dxa" w:w="7106"/>
-          </w:tcPr>
-          <w:p>
-            <w:pPr>
-              <w:pStyle w:val="Compact"/>
-              <w:spacing w:line="240" w:lineRule="auto" w:before="0" w:after="0"/>
-              <w:ind w:firstLine="0" w:left="0"/>
-              <w:jc w:val="left"/>
-            </w:pPr>
-            <w:r>
-              <w:rPr>
-                <w:rFonts w:ascii="Times New Roman" w:hAnsi="Times New Roman" w:eastAsia="Times New Roman" w:cs="Times New Roman"/>
-                <w:color w:val="000000"/>
-                <w:sz w:val="24"/>
-              </w:rPr>
-              <w:t xml:space="preserve">Форма с полями «Имя», «Email», «Пароль» и «Повторите пароль». Каждое поле проверяется: пустое поле, неверный email, слабый пароль, разные пароли, уже занятый email. Сообщение об ошибке появляется прямо под полем</w:t>
-            </w:r>
-          </w:p>
-        </w:tc>
-        <w:tc>
-          <w:tcPr>
-            <w:tcW w:type="dxa" w:w="4658"/>
-          </w:tcPr>
-          <w:p>
-            <w:pPr>
-              <w:pStyle w:val="Compact"/>
-              <w:spacing w:line="240" w:lineRule="auto" w:before="0" w:after="0"/>
-              <w:ind w:firstLine="0" w:left="0"/>
-              <w:jc w:val="left"/>
-            </w:pPr>
-            <w:r>
-              <w:rPr>
-                <w:rFonts w:ascii="Times New Roman" w:hAnsi="Times New Roman" w:eastAsia="Times New Roman" w:cs="Times New Roman"/>
-                <w:color w:val="000000"/>
-                <w:sz w:val="24"/>
-              </w:rPr>
-              <w:t xml:space="preserve">Нажать «Создать аккаунт» с пустой формой, затем ввести пароль без цифр, разные пароли и занятый email: появятся «Пароль должен содержать буквы и цифры», «Пароли не совпадают», «Пользователь с таким email уже существует» (рисунок 2.7)</w:t>
+            <w:tcW w:type="dxa" w:w="11764"/>
+          </w:tcPr>
+          <w:p>
+            <w:pPr>
+              <w:pStyle w:val="Compact"/>
+              <w:spacing w:line="240" w:lineRule="auto" w:before="0" w:after="0"/>
+              <w:ind w:firstLine="0" w:left="0"/>
+              <w:jc w:val="left"/>
+            </w:pPr>
+            <w:r>
+              <w:rPr>
+                <w:rFonts w:ascii="Times New Roman" w:hAnsi="Times New Roman" w:eastAsia="Times New Roman" w:cs="Times New Roman"/>
+                <w:color w:val="000000"/>
+                <w:sz w:val="24"/>
+              </w:rPr>
+              <w:t xml:space="preserve">Пользователь вводит имя, email, пароль и повтор пароля. Перед созданием аккаунта каждое поле проверяется: имя от 2 до 40 символов и только из букв, пробела и дефиса; email правильного вида; пароль не короче 8 символов и содержит буквы и цифры; повтор совпадает с паролем; email ещё никем не занят. Если что-то не так, аккаунт не создаётся, а понятное сообщение появляется прямо под полем с ошибкой, например «Пароли не совпадают» или «Пользователь с таким email уже существует»</w:t>
             </w:r>
           </w:p>
         </w:tc>
@@ -511,43 +425,22 @@
         </w:tc>
         <w:tc>
           <w:tcPr>
-            <w:tcW w:type="dxa" w:w="7106"/>
-          </w:tcPr>
-          <w:p>
-            <w:pPr>
-              <w:pStyle w:val="Compact"/>
-              <w:spacing w:line="240" w:lineRule="auto" w:before="0" w:after="0"/>
-              <w:ind w:firstLine="0" w:left="0"/>
-              <w:jc w:val="left"/>
-            </w:pPr>
-            <w:r>
-              <w:rPr>
-                <w:rFonts w:ascii="Times New Roman" w:hAnsi="Times New Roman" w:eastAsia="Times New Roman" w:cs="Times New Roman"/>
-                <w:color w:val="000000"/>
-                <w:sz w:val="24"/>
-              </w:rPr>
-              <w:t xml:space="preserve">Вход по email и паролю, кнопка «показать пароль», галочка «Запомнить меня», ссылка на регистрацию. При ошибке выводится понятное сообщение</w:t>
-            </w:r>
-          </w:p>
-        </w:tc>
-        <w:tc>
-          <w:tcPr>
-            <w:tcW w:type="dxa" w:w="4658"/>
-          </w:tcPr>
-          <w:p>
-            <w:pPr>
-              <w:pStyle w:val="Compact"/>
-              <w:spacing w:line="240" w:lineRule="auto" w:before="0" w:after="0"/>
-              <w:ind w:firstLine="0" w:left="0"/>
-              <w:jc w:val="left"/>
-            </w:pPr>
-            <w:r>
-              <w:rPr>
-                <w:rFonts w:ascii="Times New Roman" w:hAnsi="Times New Roman" w:eastAsia="Times New Roman" w:cs="Times New Roman"/>
-                <w:color w:val="000000"/>
-                <w:sz w:val="24"/>
-              </w:rPr>
-              <w:t>Ввести неверный пароль: появится «Неверный email или пароль» (рисунок 2.8). Ввести верный: откроется главная. Ссылка «Нет аккаунта? Зарегистрироваться» ведёт на регистрацию</w:t>
+            <w:tcW w:type="dxa" w:w="11764"/>
+          </w:tcPr>
+          <w:p>
+            <w:pPr>
+              <w:pStyle w:val="Compact"/>
+              <w:spacing w:line="240" w:lineRule="auto" w:before="0" w:after="0"/>
+              <w:ind w:firstLine="0" w:left="0"/>
+              <w:jc w:val="left"/>
+            </w:pPr>
+            <w:r>
+              <w:rPr>
+                <w:rFonts w:ascii="Times New Roman" w:hAnsi="Times New Roman" w:eastAsia="Times New Roman" w:cs="Times New Roman"/>
+                <w:color w:val="000000"/>
+                <w:sz w:val="24"/>
+              </w:rPr>
+              <w:t>Вход выполняется по email и паролю. Приложение находит аккаунт по email (большие и маленькие буквы не различаются) и проверяет пароль. Если email или пароль неверные, показывается одно общее сообщение «Неверный email или пароль». Пароль можно показать, чтобы проверить, что он введён правильно. Галочка «Запомнить меня» сохраняет вход, а ссылка «Нет аккаунта? Зарегистрироваться» ведёт к регистрации</w:t>
             </w:r>
           </w:p>
         </w:tc>
@@ -600,43 +493,22 @@
         </w:tc>
         <w:tc>
           <w:tcPr>
-            <w:tcW w:type="dxa" w:w="7106"/>
-          </w:tcPr>
-          <w:p>
-            <w:pPr>
-              <w:pStyle w:val="Compact"/>
-              <w:spacing w:line="240" w:lineRule="auto" w:before="0" w:after="0"/>
-              <w:ind w:firstLine="0" w:left="0"/>
-              <w:jc w:val="left"/>
-            </w:pPr>
-            <w:r>
-              <w:rPr>
-                <w:rFonts w:ascii="Times New Roman" w:hAnsi="Times New Roman" w:eastAsia="Times New Roman" w:cs="Times New Roman"/>
-                <w:color w:val="000000"/>
-                <w:sz w:val="24"/>
-              </w:rPr>
-              <w:t xml:space="preserve">Аккаунты хранятся в базе данных на самом устройстве. Сам пароль нигде не сохраняется: хранится только его зашифрованный отпечаток со случайной добавкой, по которому можно проверить пароль, но нельзя его восстановить. После регистрации открывается вход с уже подставленным email. «Запомнить меня» включает автоматический вход при следующем запуске</w:t>
-            </w:r>
-          </w:p>
-        </w:tc>
-        <w:tc>
-          <w:tcPr>
-            <w:tcW w:type="dxa" w:w="4658"/>
-          </w:tcPr>
-          <w:p>
-            <w:pPr>
-              <w:pStyle w:val="Compact"/>
-              <w:spacing w:line="240" w:lineRule="auto" w:before="0" w:after="0"/>
-              <w:ind w:firstLine="0" w:left="0"/>
-              <w:jc w:val="left"/>
-            </w:pPr>
-            <w:r>
-              <w:rPr>
-                <w:rFonts w:ascii="Times New Roman" w:hAnsi="Times New Roman" w:eastAsia="Times New Roman" w:cs="Times New Roman"/>
-                <w:color w:val="000000"/>
-                <w:sz w:val="24"/>
-              </w:rPr>
-              <w:t>Зарегистрироваться: откроется вход с подставленным email. Войти, закрыть и снова открыть приложение: вход выполнится сам. Выйти и войти тем же аккаунтом: план и все данные на месте</w:t>
+            <w:tcW w:type="dxa" w:w="11764"/>
+          </w:tcPr>
+          <w:p>
+            <w:pPr>
+              <w:pStyle w:val="Compact"/>
+              <w:spacing w:line="240" w:lineRule="auto" w:before="0" w:after="0"/>
+              <w:ind w:firstLine="0" w:left="0"/>
+              <w:jc w:val="left"/>
+            </w:pPr>
+            <w:r>
+              <w:rPr>
+                <w:rFonts w:ascii="Times New Roman" w:hAnsi="Times New Roman" w:eastAsia="Times New Roman" w:cs="Times New Roman"/>
+                <w:color w:val="000000"/>
+                <w:sz w:val="24"/>
+              </w:rPr>
+              <w:t xml:space="preserve">Регистрация и вход работают с одной базой данных на устройстве: регистрация записывает нового пользователя, а вход проверяет пароль по этой записи. Сам пароль нигде не сохраняется. Хранится только его «отпечаток» (хэш), рассчитанный вместе со случайной добавкой (солью): по нему можно проверить пароль, но нельзя узнать его. После регистрации сразу открывается вход с уже подставленным email. Если выбрано «Запомнить меня», приложение запоминает, кто вошёл, и при следующем запуске входит само. Все планы, заметки и настройки привязаны к аккаунту, поэтому после выхода и нового входа они на месте</w:t>
             </w:r>
           </w:p>
         </w:tc>
@@ -689,43 +561,22 @@
         </w:tc>
         <w:tc>
           <w:tcPr>
-            <w:tcW w:type="dxa" w:w="7106"/>
-          </w:tcPr>
-          <w:p>
-            <w:pPr>
-              <w:pStyle w:val="Compact"/>
-              <w:spacing w:line="240" w:lineRule="auto" w:before="0" w:after="0"/>
-              <w:ind w:firstLine="0" w:left="0"/>
-              <w:jc w:val="left"/>
-            </w:pPr>
-            <w:r>
-              <w:rPr>
-                <w:rFonts w:ascii="Times New Roman" w:hAnsi="Times New Roman" w:eastAsia="Times New Roman" w:cs="Times New Roman"/>
-                <w:color w:val="000000"/>
-                <w:sz w:val="24"/>
-              </w:rPr>
-              <w:t xml:space="preserve">Главная показывает прогресс плана (кольцо с процентом), изученные часы, сколько дней подряд пользователь занимается, сколько дней осталось до дедлайна и занятия на сегодня с галочкой «выполнено». Если занятия пропущены, появляется предупреждение с кнопкой «Перестроить». Отсюда же запускается таймер Pomodoro. Если плана ещё нет, главная предлагает его создать</w:t>
-            </w:r>
-          </w:p>
-        </w:tc>
-        <w:tc>
-          <w:tcPr>
-            <w:tcW w:type="dxa" w:w="4658"/>
-          </w:tcPr>
-          <w:p>
-            <w:pPr>
-              <w:pStyle w:val="Compact"/>
-              <w:spacing w:line="240" w:lineRule="auto" w:before="0" w:after="0"/>
-              <w:ind w:firstLine="0" w:left="0"/>
-              <w:jc w:val="left"/>
-            </w:pPr>
-            <w:r>
-              <w:rPr>
-                <w:rFonts w:ascii="Times New Roman" w:hAnsi="Times New Roman" w:eastAsia="Times New Roman" w:cs="Times New Roman"/>
-                <w:color w:val="000000"/>
-                <w:sz w:val="24"/>
-              </w:rPr>
-              <w:t xml:space="preserve">Открыть главную (рисунок 2.9), отметить занятие галочкой: прогресс сразу обновится. Показать её же в тёмной теме (рисунок 2.24)</w:t>
+            <w:tcW w:type="dxa" w:w="11764"/>
+          </w:tcPr>
+          <w:p>
+            <w:pPr>
+              <w:pStyle w:val="Compact"/>
+              <w:spacing w:line="240" w:lineRule="auto" w:before="0" w:after="0"/>
+              <w:ind w:firstLine="0" w:left="0"/>
+              <w:jc w:val="left"/>
+            </w:pPr>
+            <w:r>
+              <w:rPr>
+                <w:rFonts w:ascii="Times New Roman" w:hAnsi="Times New Roman" w:eastAsia="Times New Roman" w:cs="Times New Roman"/>
+                <w:color w:val="000000"/>
+                <w:sz w:val="24"/>
+              </w:rPr>
+              <w:t>Главная собирает всё, что нужно на сегодня: процент выполнения плана в виде кольца, сколько часов уже изучено, сколько дней подряд пользователь занимается, сколько дней осталось до дедлайна и список сегодняшних занятий с галочкой «выполнено». Когда занятие отмечено, прогресс пересчитывается сразу. Если занятия пропущены, появляется предупреждение с кнопкой «Перестроить». С главной запускается таймер Pomodoro. Если плана ещё нет, главная предлагает его создать</w:t>
             </w:r>
           </w:p>
         </w:tc>
@@ -778,43 +629,22 @@
         </w:tc>
         <w:tc>
           <w:tcPr>
-            <w:tcW w:type="dxa" w:w="7106"/>
-          </w:tcPr>
-          <w:p>
-            <w:pPr>
-              <w:pStyle w:val="Compact"/>
-              <w:spacing w:line="240" w:lineRule="auto" w:before="0" w:after="0"/>
-              <w:ind w:firstLine="0" w:left="0"/>
-              <w:jc w:val="left"/>
-            </w:pPr>
-            <w:r>
-              <w:rPr>
-                <w:rFonts w:ascii="Times New Roman" w:hAnsi="Times New Roman" w:eastAsia="Times New Roman" w:cs="Times New Roman"/>
-                <w:color w:val="000000"/>
-                <w:sz w:val="24"/>
-              </w:rPr>
-              <w:t xml:space="preserve">Пять вкладок внизу экрана: «Главная», «План», «Темы», «Статистика», «Профиль». Каждая вкладка помнит, где пользователь остановился. В широком окне компьютера вкладки переезжают на панель слева. Без входа экраны приложения недоступны</w:t>
-            </w:r>
-          </w:p>
-        </w:tc>
-        <w:tc>
-          <w:tcPr>
-            <w:tcW w:type="dxa" w:w="4658"/>
-          </w:tcPr>
-          <w:p>
-            <w:pPr>
-              <w:pStyle w:val="Compact"/>
-              <w:spacing w:line="240" w:lineRule="auto" w:before="0" w:after="0"/>
-              <w:ind w:firstLine="0" w:left="0"/>
-              <w:jc w:val="left"/>
-            </w:pPr>
-            <w:r>
-              <w:rPr>
-                <w:rFonts w:ascii="Times New Roman" w:hAnsi="Times New Roman" w:eastAsia="Times New Roman" w:cs="Times New Roman"/>
-                <w:color w:val="000000"/>
-                <w:sz w:val="24"/>
-              </w:rPr>
-              <w:t xml:space="preserve">Пройти по всем вкладкам и вернуться: открытое место сохранилось. Показать окно Windows с боковой панелью (рисунок 2.26)</w:t>
+            <w:tcW w:type="dxa" w:w="11764"/>
+          </w:tcPr>
+          <w:p>
+            <w:pPr>
+              <w:pStyle w:val="Compact"/>
+              <w:spacing w:line="240" w:lineRule="auto" w:before="0" w:after="0"/>
+              <w:ind w:firstLine="0" w:left="0"/>
+              <w:jc w:val="left"/>
+            </w:pPr>
+            <w:r>
+              <w:rPr>
+                <w:rFonts w:ascii="Times New Roman" w:hAnsi="Times New Roman" w:eastAsia="Times New Roman" w:cs="Times New Roman"/>
+                <w:color w:val="000000"/>
+                <w:sz w:val="24"/>
+              </w:rPr>
+              <w:t>В приложении пять разделов-вкладок: «Главная», «План», «Темы», «Статистика» и «Профиль». Переключение между ними в одно касание, и каждая вкладка помнит, где пользователь остановился: прокрутку и выбранные фильтры. На телефоне вкладки внизу экрана, а в широком окне компьютера они переезжают на панель слева. Без входа в аккаунт разделы приложения недоступны: открываются только вход и регистрация</w:t>
             </w:r>
           </w:p>
         </w:tc>
@@ -867,43 +697,22 @@
         </w:tc>
         <w:tc>
           <w:tcPr>
-            <w:tcW w:type="dxa" w:w="7106"/>
-          </w:tcPr>
-          <w:p>
-            <w:pPr>
-              <w:pStyle w:val="Compact"/>
-              <w:spacing w:line="240" w:lineRule="auto" w:before="0" w:after="0"/>
-              <w:ind w:firstLine="0" w:left="0"/>
-              <w:jc w:val="left"/>
-            </w:pPr>
-            <w:r>
-              <w:rPr>
-                <w:rFonts w:ascii="Times New Roman" w:hAnsi="Times New Roman" w:eastAsia="Times New Roman" w:cs="Times New Roman"/>
-                <w:color w:val="000000"/>
-                <w:sz w:val="24"/>
-              </w:rPr>
-              <w:t xml:space="preserve">Аватар с первой буквой имени, имя, email, дата регистрации, число планов, занятий и изученных часов. Отсюда открываются редактирование профиля, смена пароля, заметки, «Мои планы», выбор темы оформления (светлая, авто, тёмная) и ежедневное напоминание</w:t>
-            </w:r>
-          </w:p>
-        </w:tc>
-        <w:tc>
-          <w:tcPr>
-            <w:tcW w:type="dxa" w:w="4658"/>
-          </w:tcPr>
-          <w:p>
-            <w:pPr>
-              <w:pStyle w:val="Compact"/>
-              <w:spacing w:line="240" w:lineRule="auto" w:before="0" w:after="0"/>
-              <w:ind w:firstLine="0" w:left="0"/>
-              <w:jc w:val="left"/>
-            </w:pPr>
-            <w:r>
-              <w:rPr>
-                <w:rFonts w:ascii="Times New Roman" w:hAnsi="Times New Roman" w:eastAsia="Times New Roman" w:cs="Times New Roman"/>
-                <w:color w:val="000000"/>
-                <w:sz w:val="24"/>
-              </w:rPr>
-              <w:t xml:space="preserve">Открыть вкладку «Профиль» (рисунок 2.14) и переключить тему на тёмную</w:t>
+            <w:tcW w:type="dxa" w:w="11764"/>
+          </w:tcPr>
+          <w:p>
+            <w:pPr>
+              <w:pStyle w:val="Compact"/>
+              <w:spacing w:line="240" w:lineRule="auto" w:before="0" w:after="0"/>
+              <w:ind w:firstLine="0" w:left="0"/>
+              <w:jc w:val="left"/>
+            </w:pPr>
+            <w:r>
+              <w:rPr>
+                <w:rFonts w:ascii="Times New Roman" w:hAnsi="Times New Roman" w:eastAsia="Times New Roman" w:cs="Times New Roman"/>
+                <w:color w:val="000000"/>
+                <w:sz w:val="24"/>
+              </w:rPr>
+              <w:t xml:space="preserve">Профиль показывает аватар с первой буквой имени, имя, email, дату регистрации и итоги: сколько планов, выполненных занятий и изученных часов. Здесь же собрано управление аккаунтом: редактирование профиля, смена пароля, заметки, список планов, выбор темы оформления (светлая, тёмная или как в системе), ежедневное напоминание, выход и удаление аккаунта</w:t>
             </w:r>
           </w:p>
         </w:tc>
@@ -956,43 +765,22 @@
         </w:tc>
         <w:tc>
           <w:tcPr>
-            <w:tcW w:type="dxa" w:w="7106"/>
-          </w:tcPr>
-          <w:p>
-            <w:pPr>
-              <w:pStyle w:val="Compact"/>
-              <w:spacing w:line="240" w:lineRule="auto" w:before="0" w:after="0"/>
-              <w:ind w:firstLine="0" w:left="0"/>
-              <w:jc w:val="left"/>
-            </w:pPr>
-            <w:r>
-              <w:rPr>
-                <w:rFonts w:ascii="Times New Roman" w:hAnsi="Times New Roman" w:eastAsia="Times New Roman" w:cs="Times New Roman"/>
-                <w:color w:val="000000"/>
-                <w:sz w:val="24"/>
-              </w:rPr>
-              <w:t xml:space="preserve">Главная функция — автоматическое составление плана обучения. Пользователь выбирает одно из четырёх направлений, проходит короткий тест, указывает часы в неделю, учебные дни и дедлайн. Приложение убирает темы, которые он уже знает, ставит остальные по порядку (сначала основы, потом то, что на них опирается), раскладывает их по дням и добавляет повторения через 1, 3 и 7 дней</w:t>
-            </w:r>
-          </w:p>
-        </w:tc>
-        <w:tc>
-          <w:tcPr>
-            <w:tcW w:type="dxa" w:w="4658"/>
-          </w:tcPr>
-          <w:p>
-            <w:pPr>
-              <w:pStyle w:val="Compact"/>
-              <w:spacing w:line="240" w:lineRule="auto" w:before="0" w:after="0"/>
-              <w:ind w:firstLine="0" w:left="0"/>
-              <w:jc w:val="left"/>
-            </w:pPr>
-            <w:r>
-              <w:rPr>
-                <w:rFonts w:ascii="Times New Roman" w:hAnsi="Times New Roman" w:eastAsia="Times New Roman" w:cs="Times New Roman"/>
-                <w:color w:val="000000"/>
-                <w:sz w:val="24"/>
-              </w:rPr>
-              <w:t xml:space="preserve">«Создать план» → выбрать направление → пройти тест → указать расписание → посмотреть порядок тем → «Начать обучение» (рисунки 2.20–2.23). Затем открыть вкладку «План» и отметить занятие (рисунки 2.10 и 2.18)</w:t>
+            <w:tcW w:type="dxa" w:w="11764"/>
+          </w:tcPr>
+          <w:p>
+            <w:pPr>
+              <w:pStyle w:val="Compact"/>
+              <w:spacing w:line="240" w:lineRule="auto" w:before="0" w:after="0"/>
+              <w:ind w:firstLine="0" w:left="0"/>
+              <w:jc w:val="left"/>
+            </w:pPr>
+            <w:r>
+              <w:rPr>
+                <w:rFonts w:ascii="Times New Roman" w:hAnsi="Times New Roman" w:eastAsia="Times New Roman" w:cs="Times New Roman"/>
+                <w:color w:val="000000"/>
+                <w:sz w:val="24"/>
+              </w:rPr>
+              <w:t>Главная функция приложения — автоматическое составление личного плана обучения. Пользователь выбирает одно из четырёх направлений (Flutter-разработка, Python, английский язык, алгоритмы), проходит короткий тест и указывает, сколько часов в неделю готов заниматься, в какие дни и к какому сроку. Дальше приложение: убирает темы, которые человек уже знает по результатам теста; ставит остальные в правильном порядке, чтобы основы шли раньше тем, которые на них опираются (алгоритм Кана); раскладывает темы по учебным дням так, чтобы не превысить дневную норму, а большие темы делит на части; через 1, 3 и 7 дней после темы ставит короткие повторения, чтобы материал не забылся; проверяет, успевает ли план к сроку. Готовый план разбит по дням, пользователь отмечает занятия, а прогресс считается автоматически</w:t>
             </w:r>
           </w:p>
         </w:tc>
@@ -1045,43 +833,22 @@
         </w:tc>
         <w:tc>
           <w:tcPr>
-            <w:tcW w:type="dxa" w:w="7106"/>
-          </w:tcPr>
-          <w:p>
-            <w:pPr>
-              <w:pStyle w:val="Compact"/>
-              <w:spacing w:line="240" w:lineRule="auto" w:before="0" w:after="0"/>
-              <w:ind w:firstLine="0" w:left="0"/>
-              <w:jc w:val="left"/>
-            </w:pPr>
-            <w:r>
-              <w:rPr>
-                <w:rFonts w:ascii="Times New Roman" w:hAnsi="Times New Roman" w:eastAsia="Times New Roman" w:cs="Times New Roman"/>
-                <w:color w:val="000000"/>
-                <w:sz w:val="24"/>
-              </w:rPr>
-              <w:t xml:space="preserve">Кнопка «Выйти» в профиле с вопросом «Выйти из аккаунта?». После выхода открывается экран входа, автоматический вход отключается, экраны приложения снова недоступны до входа</w:t>
-            </w:r>
-          </w:p>
-        </w:tc>
-        <w:tc>
-          <w:tcPr>
-            <w:tcW w:type="dxa" w:w="4658"/>
-          </w:tcPr>
-          <w:p>
-            <w:pPr>
-              <w:pStyle w:val="Compact"/>
-              <w:spacing w:line="240" w:lineRule="auto" w:before="0" w:after="0"/>
-              <w:ind w:firstLine="0" w:left="0"/>
-              <w:jc w:val="left"/>
-            </w:pPr>
-            <w:r>
-              <w:rPr>
-                <w:rFonts w:ascii="Times New Roman" w:hAnsi="Times New Roman" w:eastAsia="Times New Roman" w:cs="Times New Roman"/>
-                <w:color w:val="000000"/>
-                <w:sz w:val="24"/>
-              </w:rPr>
-              <w:t xml:space="preserve">Профиль → «Выйти» → подтвердить: откроется экран входа. Закрыть и снова открыть приложение: снова экран входа</w:t>
+            <w:tcW w:type="dxa" w:w="11764"/>
+          </w:tcPr>
+          <w:p>
+            <w:pPr>
+              <w:pStyle w:val="Compact"/>
+              <w:spacing w:line="240" w:lineRule="auto" w:before="0" w:after="0"/>
+              <w:ind w:firstLine="0" w:left="0"/>
+              <w:jc w:val="left"/>
+            </w:pPr>
+            <w:r>
+              <w:rPr>
+                <w:rFonts w:ascii="Times New Roman" w:hAnsi="Times New Roman" w:eastAsia="Times New Roman" w:cs="Times New Roman"/>
+                <w:color w:val="000000"/>
+                <w:sz w:val="24"/>
+              </w:rPr>
+              <w:t xml:space="preserve">В профиле есть кнопка «Выйти». Перед выходом приложение спрашивает «Выйти из аккаунта?», чтобы не выйти случайно. После выхода сохранённый вход стирается, открывается экран входа, и все разделы снова закрыты до следующего входа. Данные аккаунта при этом не удаляются: войдя снова, пользователь увидит свои планы и заметки</w:t>
             </w:r>
           </w:p>
         </w:tc>
@@ -1134,43 +901,22 @@
         </w:tc>
         <w:tc>
           <w:tcPr>
-            <w:tcW w:type="dxa" w:w="7106"/>
-          </w:tcPr>
-          <w:p>
-            <w:pPr>
-              <w:pStyle w:val="Compact"/>
-              <w:spacing w:line="240" w:lineRule="auto" w:before="0" w:after="0"/>
-              <w:ind w:firstLine="0" w:left="0"/>
-              <w:jc w:val="left"/>
-            </w:pPr>
-            <w:r>
-              <w:rPr>
-                <w:rFonts w:ascii="Times New Roman" w:hAnsi="Times New Roman" w:eastAsia="Times New Roman" w:cs="Times New Roman"/>
-                <w:color w:val="000000"/>
-                <w:sz w:val="24"/>
-              </w:rPr>
-              <w:t xml:space="preserve">Во введении курсовой описаны актуальность темы, цель, задачи, объект и предмет разработки, практическая значимость и структура работы</w:t>
-            </w:r>
-          </w:p>
-        </w:tc>
-        <w:tc>
-          <w:tcPr>
-            <w:tcW w:type="dxa" w:w="4658"/>
-          </w:tcPr>
-          <w:p>
-            <w:pPr>
-              <w:pStyle w:val="Compact"/>
-              <w:spacing w:line="240" w:lineRule="auto" w:before="0" w:after="0"/>
-              <w:ind w:firstLine="0" w:left="0"/>
-              <w:jc w:val="left"/>
-            </w:pPr>
-            <w:r>
-              <w:rPr>
-                <w:rFonts w:ascii="Times New Roman" w:hAnsi="Times New Roman" w:eastAsia="Times New Roman" w:cs="Times New Roman"/>
-                <w:color w:val="000000"/>
-                <w:sz w:val="24"/>
-              </w:rPr>
-              <w:t xml:space="preserve">Открыть введение курсовой</w:t>
+            <w:tcW w:type="dxa" w:w="11764"/>
+          </w:tcPr>
+          <w:p>
+            <w:pPr>
+              <w:pStyle w:val="Compact"/>
+              <w:spacing w:line="240" w:lineRule="auto" w:before="0" w:after="0"/>
+              <w:ind w:firstLine="0" w:left="0"/>
+              <w:jc w:val="left"/>
+            </w:pPr>
+            <w:r>
+              <w:rPr>
+                <w:rFonts w:ascii="Times New Roman" w:hAnsi="Times New Roman" w:eastAsia="Times New Roman" w:cs="Times New Roman"/>
+                <w:color w:val="000000"/>
+                <w:sz w:val="24"/>
+              </w:rPr>
+              <w:t>Во введении объяснено, почему тема актуальна: у того, кто учится сам, неясен порядок тем, не учитываются его знания и время, а план разваливается при отставании, и существующие сервисы решают эти проблемы только по отдельности. Сформулированы цель и восемь задач, объект разработки (планирование самостоятельного обучения) и предмет (приложение, которое составляет и ведёт план), целевая аудитория, функционал, методы, практическая значимость и структура работы</w:t>
             </w:r>
           </w:p>
         </w:tc>
@@ -1223,43 +969,22 @@
         </w:tc>
         <w:tc>
           <w:tcPr>
-            <w:tcW w:type="dxa" w:w="7106"/>
-          </w:tcPr>
-          <w:p>
-            <w:pPr>
-              <w:pStyle w:val="Compact"/>
-              <w:spacing w:line="240" w:lineRule="auto" w:before="0" w:after="0"/>
-              <w:ind w:firstLine="0" w:left="0"/>
-              <w:jc w:val="left"/>
-            </w:pPr>
-            <w:r>
-              <w:rPr>
-                <w:rFonts w:ascii="Times New Roman" w:hAnsi="Times New Roman" w:eastAsia="Times New Roman" w:cs="Times New Roman"/>
-                <w:color w:val="000000"/>
-                <w:sz w:val="24"/>
-              </w:rPr>
-              <w:t xml:space="preserve">Пять разделов: предметная область (как строится план обучения, порядок тем, интервальные повторения, метод Pomodoro, требования к приложению), особенности мобильных приложений, принципы разработки, сравнение с аналогами (roadmap.sh, Duolingo, Stepik и Coursera, Notion и Todoist) и обоснование выбора технологий. В конце главы выводы</w:t>
-            </w:r>
-          </w:p>
-        </w:tc>
-        <w:tc>
-          <w:tcPr>
-            <w:tcW w:type="dxa" w:w="4658"/>
-          </w:tcPr>
-          <w:p>
-            <w:pPr>
-              <w:pStyle w:val="Compact"/>
-              <w:spacing w:line="240" w:lineRule="auto" w:before="0" w:after="0"/>
-              <w:ind w:firstLine="0" w:left="0"/>
-              <w:jc w:val="left"/>
-            </w:pPr>
-            <w:r>
-              <w:rPr>
-                <w:rFonts w:ascii="Times New Roman" w:hAnsi="Times New Roman" w:eastAsia="Times New Roman" w:cs="Times New Roman"/>
-                <w:color w:val="000000"/>
-                <w:sz w:val="24"/>
-              </w:rPr>
-              <w:t xml:space="preserve">Открыть главу 1: требования в таблице 1.1, сравнение с аналогами в таблице 1.2, выбор технологий в таблицах 1.3–1.5</w:t>
+            <w:tcW w:type="dxa" w:w="11764"/>
+          </w:tcPr>
+          <w:p>
+            <w:pPr>
+              <w:pStyle w:val="Compact"/>
+              <w:spacing w:line="240" w:lineRule="auto" w:before="0" w:after="0"/>
+              <w:ind w:firstLine="0" w:left="0"/>
+              <w:jc w:val="left"/>
+            </w:pPr>
+            <w:r>
+              <w:rPr>
+                <w:rFonts w:ascii="Times New Roman" w:hAnsi="Times New Roman" w:eastAsia="Times New Roman" w:cs="Times New Roman"/>
+                <w:color w:val="000000"/>
+                <w:sz w:val="24"/>
+              </w:rPr>
+              <w:t xml:space="preserve">Первая глава состоит из пяти разделов. В первом разобрана предметная область: как темы зависят друг от друга, как определить их порядок, почему помогают интервальные повторения и метод Pomodoro, и какие требования из этого следуют для приложения. Во втором и третьем описаны особенности мобильных приложений и принципы их разработки. В четвёртом приложение сравнивается с аналогами (roadmap.sh, Duolingo, Stepik и Coursera, Notion и Todoist): ни один из них не учитывает одновременно знания, время и срок и не перестраивает план при отставании. В пятом обоснован выбор технологий: Flutter и Dart, архитектура из трёх слоёв, Riverpod для управления состоянием, база данных SQLite, навигация и способ защиты паролей. Глава заканчивается выводами</w:t>
             </w:r>
           </w:p>
         </w:tc>
@@ -1312,43 +1037,22 @@
         </w:tc>
         <w:tc>
           <w:tcPr>
-            <w:tcW w:type="dxa" w:w="7106"/>
-          </w:tcPr>
-          <w:p>
-            <w:pPr>
-              <w:pStyle w:val="Compact"/>
-              <w:spacing w:line="240" w:lineRule="auto" w:before="0" w:after="0"/>
-              <w:ind w:firstLine="0" w:left="0"/>
-              <w:jc w:val="left"/>
-            </w:pPr>
-            <w:r>
-              <w:rPr>
-                <w:rFonts w:ascii="Times New Roman" w:hAnsi="Times New Roman" w:eastAsia="Times New Roman" w:cs="Times New Roman"/>
-                <w:color w:val="000000"/>
-                <w:sz w:val="24"/>
-              </w:rPr>
-              <w:t xml:space="preserve">Список литературы из 43 источников: книги, статьи и документация. В тексте стоят ссылки в квадратных скобках, например [6]. Список оформлен по ГОСТ 7.1-2003, электронные ресурсы — по ГОСТ 7.82-2001</w:t>
-            </w:r>
-          </w:p>
-        </w:tc>
-        <w:tc>
-          <w:tcPr>
-            <w:tcW w:type="dxa" w:w="4658"/>
-          </w:tcPr>
-          <w:p>
-            <w:pPr>
-              <w:pStyle w:val="Compact"/>
-              <w:spacing w:line="240" w:lineRule="auto" w:before="0" w:after="0"/>
-              <w:ind w:firstLine="0" w:left="0"/>
-              <w:jc w:val="left"/>
-            </w:pPr>
-            <w:r>
-              <w:rPr>
-                <w:rFonts w:ascii="Times New Roman" w:hAnsi="Times New Roman" w:eastAsia="Times New Roman" w:cs="Times New Roman"/>
-                <w:color w:val="000000"/>
-                <w:sz w:val="24"/>
-              </w:rPr>
-              <w:t xml:space="preserve">Открыть список литературы в конце курсовой и показать ссылки на источники в тексте главы 1</w:t>
+            <w:tcW w:type="dxa" w:w="11764"/>
+          </w:tcPr>
+          <w:p>
+            <w:pPr>
+              <w:pStyle w:val="Compact"/>
+              <w:spacing w:line="240" w:lineRule="auto" w:before="0" w:after="0"/>
+              <w:ind w:firstLine="0" w:left="0"/>
+              <w:jc w:val="left"/>
+            </w:pPr>
+            <w:r>
+              <w:rPr>
+                <w:rFonts w:ascii="Times New Roman" w:hAnsi="Times New Roman" w:eastAsia="Times New Roman" w:cs="Times New Roman"/>
+                <w:color w:val="000000"/>
+                <w:sz w:val="24"/>
+              </w:rPr>
+              <w:t xml:space="preserve">Работа оформлена по требованиям: шрифт Times New Roman 14, межстрочный интервал 1,5, поля 30, 15, 20 и 20 мм, нумерация страниц, подписи рисунков и таблиц. Список литературы содержит 43 источника: книги, научные статьи и официальную документацию. Он оформлен по ГОСТ 7.1-2003, электронные ресурсы — по ГОСТ 7.82-2001. В тексте на источники стоят ссылки в квадратных скобках, например [6]</w:t>
             </w:r>
           </w:p>
         </w:tc>
@@ -1401,43 +1105,22 @@
         </w:tc>
         <w:tc>
           <w:tcPr>
-            <w:tcW w:type="dxa" w:w="7106"/>
-          </w:tcPr>
-          <w:p>
-            <w:pPr>
-              <w:pStyle w:val="Compact"/>
-              <w:spacing w:line="240" w:lineRule="auto" w:before="0" w:after="0"/>
-              <w:ind w:firstLine="0" w:left="0"/>
-              <w:jc w:val="left"/>
-            </w:pPr>
-            <w:r>
-              <w:rPr>
-                <w:rFonts w:ascii="Times New Roman" w:hAnsi="Times New Roman" w:eastAsia="Times New Roman" w:cs="Times New Roman"/>
-                <w:color w:val="000000"/>
-                <w:sz w:val="24"/>
-              </w:rPr>
-              <w:t xml:space="preserve">Подготовлен сценарий показа всех экранов по порядку и ответы на вероятные вопросы. Тот же сценарий автоматически проходит проверка настоящего приложения</w:t>
-            </w:r>
-          </w:p>
-        </w:tc>
-        <w:tc>
-          <w:tcPr>
-            <w:tcW w:type="dxa" w:w="4658"/>
-          </w:tcPr>
-          <w:p>
-            <w:pPr>
-              <w:pStyle w:val="Compact"/>
-              <w:spacing w:line="240" w:lineRule="auto" w:before="0" w:after="0"/>
-              <w:ind w:firstLine="0" w:left="0"/>
-              <w:jc w:val="left"/>
-            </w:pPr>
-            <w:r>
-              <w:rPr>
-                <w:rFonts w:ascii="Times New Roman" w:hAnsi="Times New Roman" w:eastAsia="Times New Roman" w:cs="Times New Roman"/>
-                <w:color w:val="000000"/>
-                <w:sz w:val="24"/>
-              </w:rPr>
-              <w:t xml:space="preserve">Показать по порядку: заставка → регистрация → вход → главная → вкладки → профиль → создание плана → выход</w:t>
+            <w:tcW w:type="dxa" w:w="11764"/>
+          </w:tcPr>
+          <w:p>
+            <w:pPr>
+              <w:pStyle w:val="Compact"/>
+              <w:spacing w:line="240" w:lineRule="auto" w:before="0" w:after="0"/>
+              <w:ind w:firstLine="0" w:left="0"/>
+              <w:jc w:val="left"/>
+            </w:pPr>
+            <w:r>
+              <w:rPr>
+                <w:rFonts w:ascii="Times New Roman" w:hAnsi="Times New Roman" w:eastAsia="Times New Roman" w:cs="Times New Roman"/>
+                <w:color w:val="000000"/>
+                <w:sz w:val="24"/>
+              </w:rPr>
+              <w:t xml:space="preserve">Подготовлен сценарий, в котором все экраны показываются в естественном порядке: заставка, регистрация, вход, главная, переходы по вкладкам, профиль, создание плана, отметка занятия и выход. Этот же сценарий автоматически проходит проверка на настоящем приложении, поэтому на защите он отработает без сбоев. Подготовлены ответы на вероятные вопросы о выборе технологий, алгоритме и хранении данных</w:t>
             </w:r>
           </w:p>
         </w:tc>
@@ -1462,7 +1145,7 @@
         <w:jc w:val="left"/>
       </w:pPr>
       <w:r>
-        <w:t xml:space="preserve">Таблица 2 — Критерии 2 семестра: что сделано и как показать</w:t>
+        <w:t xml:space="preserve">Таблица 2 — Критерии 2 семестра и как они выполнены</w:t>
       </w:r>
     </w:p>
     <w:tbl>
@@ -1484,8 +1167,7 @@
       <w:tblGrid>
         <w:gridCol w:w="481"/>
         <w:gridCol w:w="2551"/>
-        <w:gridCol w:w="6952"/>
-        <w:gridCol w:w="4585"/>
+        <w:gridCol w:w="11538"/>
       </w:tblGrid>
       <w:tr>
         <w:trPr>
@@ -1540,7 +1222,7 @@
         </w:tc>
         <w:tc>
           <w:tcPr>
-            <w:tcW w:type="dxa" w:w="6952"/>
+            <w:tcW w:type="dxa" w:w="11537"/>
           </w:tcPr>
           <w:p>
             <w:pPr>
@@ -1557,30 +1239,7 @@
                 <w:color w:val="000000"/>
                 <w:sz w:val="24"/>
               </w:rPr>
-              <w:t xml:space="preserve">Что сделано</w:t>
-            </w:r>
-          </w:p>
-        </w:tc>
-        <w:tc>
-          <w:tcPr>
-            <w:tcW w:type="dxa" w:w="4585"/>
-          </w:tcPr>
-          <w:p>
-            <w:pPr>
-              <w:pStyle w:val="Compact"/>
-              <w:keepNext/>
-              <w:spacing w:line="240" w:lineRule="auto" w:before="0" w:after="0"/>
-              <w:ind w:firstLine="0" w:left="0"/>
-              <w:jc w:val="left"/>
-            </w:pPr>
-            <w:r>
-              <w:rPr>
-                <w:rFonts w:ascii="Times New Roman" w:hAnsi="Times New Roman" w:eastAsia="Times New Roman" w:cs="Times New Roman"/>
-                <w:b/>
-                <w:color w:val="000000"/>
-                <w:sz w:val="24"/>
-              </w:rPr>
-              <w:t xml:space="preserve">Как показать</w:t>
+              <w:t xml:space="preserve">Как выполнено</w:t>
             </w:r>
           </w:p>
         </w:tc>
@@ -1635,7 +1294,7 @@
         </w:tc>
         <w:tc>
           <w:tcPr>
-            <w:tcW w:type="dxa" w:w="6952"/>
+            <w:tcW w:type="dxa" w:w="11537"/>
           </w:tcPr>
           <w:p>
             <w:pPr>
@@ -1651,29 +1310,7 @@
                 <w:color w:val="000000"/>
                 <w:sz w:val="24"/>
               </w:rPr>
-              <w:t xml:space="preserve">Версия первого семестра проверена заново: по критериям, по документации, по правилам безопасности и вручную на вид. Найдено 8 недостатков, например: пароли хранились недостаточно надёжно, нельзя было удалить аккаунт, не было своей иконки и установочного файла для телефона, сборка и тесты запускались только вручную. Для каждого недостатка указан приоритет и составлен план доработки, весь план выполнен</w:t>
-            </w:r>
-          </w:p>
-        </w:tc>
-        <w:tc>
-          <w:tcPr>
-            <w:tcW w:type="dxa" w:w="4585"/>
-          </w:tcPr>
-          <w:p>
-            <w:pPr>
-              <w:pStyle w:val="Compact"/>
-              <w:keepNext/>
-              <w:spacing w:line="240" w:lineRule="auto" w:before="0" w:after="0"/>
-              <w:ind w:firstLine="0" w:left="0"/>
-              <w:jc w:val="left"/>
-            </w:pPr>
-            <w:r>
-              <w:rPr>
-                <w:rFonts w:ascii="Times New Roman" w:hAnsi="Times New Roman" w:eastAsia="Times New Roman" w:cs="Times New Roman"/>
-                <w:color w:val="000000"/>
-                <w:sz w:val="24"/>
-              </w:rPr>
-              <w:t xml:space="preserve">Открыть документ «Анализ версии 1 семестра и план развития»: таблица недостатков и таблица выполнения плана. Коротко это же сказано в выводах главы 2 курсовой</w:t>
+              <w:t xml:space="preserve">В начале второго семестра первая версия приложения проверена заново: по критериям оценивания, по документации используемых библиотек, по рекомендациям по безопасности и вручную на вид. Найдено восемь недостатков: пароли хранились недостаточно надёжно; нельзя было удалить аккаунт; на Android не хватало настроек для напоминаний и правильного значка уведомления; у приложения не было своей иконки и названия на телефоне; не было установочного файла для телефона; сборка и тесты запускались только вручную; новые функции мало проверялись тестами. Каждому недостатку присвоен приоритет, составлен план доработки, и весь план выполнен</w:t>
             </w:r>
           </w:p>
         </w:tc>
@@ -1728,7 +1365,7 @@
         </w:tc>
         <w:tc>
           <w:tcPr>
-            <w:tcW w:type="dxa" w:w="6952"/>
+            <w:tcW w:type="dxa" w:w="11537"/>
           </w:tcPr>
           <w:p>
             <w:pPr>
@@ -1744,29 +1381,7 @@
                 <w:color w:val="000000"/>
                 <w:sz w:val="24"/>
               </w:rPr>
-              <w:t xml:space="preserve">Составление плана работает полностью: тест знаний, порядок тем, раскладка по дням с повторениями, проверка дедлайна. Если план не успевает к сроку, приложение само считает, сколько часов в неделю нужно, и ставит это значение одной кнопкой. Пропущенные занятия переносятся кнопкой «Перестроить», расписание меняется в настройках плана, можно вести несколько планов</w:t>
-            </w:r>
-          </w:p>
-        </w:tc>
-        <w:tc>
-          <w:tcPr>
-            <w:tcW w:type="dxa" w:w="4585"/>
-          </w:tcPr>
-          <w:p>
-            <w:pPr>
-              <w:pStyle w:val="Compact"/>
-              <w:keepNext/>
-              <w:spacing w:line="240" w:lineRule="auto" w:before="0" w:after="0"/>
-              <w:ind w:firstLine="0" w:left="0"/>
-              <w:jc w:val="left"/>
-            </w:pPr>
-            <w:r>
-              <w:rPr>
-                <w:rFonts w:ascii="Times New Roman" w:hAnsi="Times New Roman" w:eastAsia="Times New Roman" w:cs="Times New Roman"/>
-                <w:color w:val="000000"/>
-                <w:sz w:val="24"/>
-              </w:rPr>
-              <w:t xml:space="preserve">Создать план с близким дедлайном: появится подсказка с кнопкой «Установить N ч/нед» (рисунок 2.23). Начать обучение и отметить занятие. В настройках плана изменить часы и нажать «Сохранить и перестроить» (рисунок 2.19)</w:t>
+              <w:t xml:space="preserve">Составление плана работает полностью, от теста до готового расписания с повторениями. Если план не успевает к сроку, приложение само рассчитывает, сколько часов в неделю нужно, чтобы успеть, и ставит это значение одной кнопкой. Если занятия пропущены, кнопка «Перестроить» сохраняет всё сделанное и заново раскладывает оставшееся, начиная с сегодняшнего дня. Расписание можно поменять в любой момент, и план перестроится под новые часы и дни. Можно вести несколько планов и переключаться между ними, а свои темы добавлять в план</w:t>
             </w:r>
           </w:p>
         </w:tc>
@@ -1821,7 +1436,7 @@
         </w:tc>
         <w:tc>
           <w:tcPr>
-            <w:tcW w:type="dxa" w:w="6952"/>
+            <w:tcW w:type="dxa" w:w="11537"/>
           </w:tcPr>
           <w:p>
             <w:pPr>
@@ -1837,29 +1452,7 @@
                 <w:color w:val="000000"/>
                 <w:sz w:val="24"/>
               </w:rPr>
-              <w:t xml:space="preserve">Все данные хранятся в базе данных на устройстве, интернет не нужен. В базе 8 таблиц: пользователи, планы, темы планов, занятия, свои темы, заметки, избранное, записи Pomodoro. Связанные данные удаляются вместе: удалили план — удалились его занятия, удалили аккаунт — удалились все данные пользователя. Для заметок, своих тем и планов есть создание, просмотр, изменение и удаление. Ошибки показываются понятным сообщением</w:t>
-            </w:r>
-          </w:p>
-        </w:tc>
-        <w:tc>
-          <w:tcPr>
-            <w:tcW w:type="dxa" w:w="4585"/>
-          </w:tcPr>
-          <w:p>
-            <w:pPr>
-              <w:pStyle w:val="Compact"/>
-              <w:keepNext/>
-              <w:spacing w:line="240" w:lineRule="auto" w:before="0" w:after="0"/>
-              <w:ind w:firstLine="0" w:left="0"/>
-              <w:jc w:val="left"/>
-            </w:pPr>
-            <w:r>
-              <w:rPr>
-                <w:rFonts w:ascii="Times New Roman" w:hAnsi="Times New Roman" w:eastAsia="Times New Roman" w:cs="Times New Roman"/>
-                <w:color w:val="000000"/>
-                <w:sz w:val="24"/>
-              </w:rPr>
-              <w:t xml:space="preserve">Профиль → «Мои заметки»: создать заметку, найти её поиском, изменить и удалить. «Темы» → «Своя тема»: создать и удалить. «Мои планы»: переименовать, сделать активным, удалить. Попробовать сохранить без названия: появится сообщение. Схема базы данных — рисунок 2.2</w:t>
+              <w:t xml:space="preserve">Все данные хранятся в базе данных SQLite прямо на устройстве, поэтому приложение работает без интернета. В базе восемь таблиц: пользователи, планы, темы планов, занятия, свои темы, заметки, избранное и записи Pomodoro. Таблицы связаны между собой, и связанные данные удаляются вместе: удаляется план — удаляются его занятия, удаляется аккаунт — удаляются все данные пользователя. Для заметок, своих тем и планов есть все четыре операции: создание, просмотр, изменение и удаление. Если данные введены неверно (например, пустое название), приложение не сохраняет их и показывает понятное сообщение</w:t>
             </w:r>
           </w:p>
         </w:tc>
@@ -1914,7 +1507,7 @@
         </w:tc>
         <w:tc>
           <w:tcPr>
-            <w:tcW w:type="dxa" w:w="6952"/>
+            <w:tcW w:type="dxa" w:w="11537"/>
           </w:tcPr>
           <w:p>
             <w:pPr>
@@ -1930,29 +1523,7 @@
                 <w:color w:val="000000"/>
                 <w:sz w:val="24"/>
               </w:rPr>
-              <w:t xml:space="preserve">Поиск по темам, занятиям плана и заметкам; фильтры по категориям тем и по видам занятий; избранные темы; ежедневное напоминание об учёбе и уведомление об окончании Pomodoro; статистика с графиками и историей; таймер Pomodoro; несколько планов; перестройка плана; тёмная тема</w:t>
-            </w:r>
-          </w:p>
-        </w:tc>
-        <w:tc>
-          <w:tcPr>
-            <w:tcW w:type="dxa" w:w="4585"/>
-          </w:tcPr>
-          <w:p>
-            <w:pPr>
-              <w:pStyle w:val="Compact"/>
-              <w:keepNext/>
-              <w:spacing w:line="240" w:lineRule="auto" w:before="0" w:after="0"/>
-              <w:ind w:firstLine="0" w:left="0"/>
-              <w:jc w:val="left"/>
-            </w:pPr>
-            <w:r>
-              <w:rPr>
-                <w:rFonts w:ascii="Times New Roman" w:hAnsi="Times New Roman" w:eastAsia="Times New Roman" w:cs="Times New Roman"/>
-                <w:color w:val="000000"/>
-                <w:sz w:val="24"/>
-              </w:rPr>
-              <w:t xml:space="preserve">«Темы»: поиск, фильтр по категории, звёздочка «Избранное» (рисунок 2.11). «Статистика»: часы по неделям, круговая диаграмма по категориям, история (рисунок 2.13). Запустить Pomodoro (рисунок 2.16). В профиле включить напоминание</w:t>
+              <w:t xml:space="preserve">Кроме основного плана, в приложении есть: поиск по темам, занятиям и заметкам; фильтры по категориям тем и по видам занятий; избранные темы; ежедневное напоминание об учёбе в выбранное время и уведомление об окончании интервала Pomodoro; статистика с графиком часов по неделям, круговой диаграммой по категориям и историей; таймер Pomodoro с режимами 25/5 и 50/10 минут; несколько планов; перестройка плана; светлая и тёмная темы</w:t>
             </w:r>
           </w:p>
         </w:tc>
@@ -2007,7 +1578,7 @@
         </w:tc>
         <w:tc>
           <w:tcPr>
-            <w:tcW w:type="dxa" w:w="6952"/>
+            <w:tcW w:type="dxa" w:w="11537"/>
           </w:tcPr>
           <w:p>
             <w:pPr>
@@ -2023,29 +1594,7 @@
                 <w:color w:val="000000"/>
                 <w:sz w:val="24"/>
               </w:rPr>
-              <w:t xml:space="preserve">В профиле можно изменить имя, email и цвет аватара, сменить пароль (для этого нужен текущий пароль), выбрать тему оформления, включить ежедневное напоминание и удалить аккаунт с подтверждением паролем</w:t>
-            </w:r>
-          </w:p>
-        </w:tc>
-        <w:tc>
-          <w:tcPr>
-            <w:tcW w:type="dxa" w:w="4585"/>
-          </w:tcPr>
-          <w:p>
-            <w:pPr>
-              <w:pStyle w:val="Compact"/>
-              <w:keepNext/>
-              <w:spacing w:line="240" w:lineRule="auto" w:before="0" w:after="0"/>
-              <w:ind w:firstLine="0" w:left="0"/>
-              <w:jc w:val="left"/>
-            </w:pPr>
-            <w:r>
-              <w:rPr>
-                <w:rFonts w:ascii="Times New Roman" w:hAnsi="Times New Roman" w:eastAsia="Times New Roman" w:cs="Times New Roman"/>
-                <w:color w:val="000000"/>
-                <w:sz w:val="24"/>
-              </w:rPr>
-              <w:t xml:space="preserve">«Редактировать профиль» → изменить имя → сохранить. «Сменить пароль» с неверным текущим паролем: появится ошибка. «Удалить аккаунт» с неверным паролем: аккаунт не удалится (рисунок 2.29)</w:t>
+              <w:t xml:space="preserve">Профиль стал полноценным разделом управления аккаунтом. Можно изменить имя, email и цвет аватара; сменить пароль, для чего нужно ввести текущий; выбрать тему оформления; включить ежедневное напоминание и выбрать время. Добавлено удаление аккаунта: приложение просит ввести пароль ещё раз и после этого удаляет аккаунт вместе со всеми данными</w:t>
             </w:r>
           </w:p>
         </w:tc>
@@ -2100,7 +1649,7 @@
         </w:tc>
         <w:tc>
           <w:tcPr>
-            <w:tcW w:type="dxa" w:w="6952"/>
+            <w:tcW w:type="dxa" w:w="11537"/>
           </w:tcPr>
           <w:p>
             <w:pPr>
@@ -2116,29 +1665,7 @@
                 <w:color w:val="000000"/>
                 <w:sz w:val="24"/>
               </w:rPr>
-              <w:t xml:space="preserve">Единый стиль в тёмно-синих и оранжевых цветах, своя иконка и название «Маршрут» на телефоне, светлая и тёмная темы, подсказки на пустых экранах, вопрос перед любым удалением. Приложение удобно на маленьком телефоне, с крупным шрифтом, в горизонтальном положении и в окне компьютера. Все экраны проверены по 280 снимкам, найденные недочёты исправлены</w:t>
-            </w:r>
-          </w:p>
-        </w:tc>
-        <w:tc>
-          <w:tcPr>
-            <w:tcW w:type="dxa" w:w="4585"/>
-          </w:tcPr>
-          <w:p>
-            <w:pPr>
-              <w:pStyle w:val="Compact"/>
-              <w:keepNext/>
-              <w:spacing w:line="240" w:lineRule="auto" w:before="0" w:after="0"/>
-              <w:ind w:firstLine="0" w:left="0"/>
-              <w:jc w:val="left"/>
-            </w:pPr>
-            <w:r>
-              <w:rPr>
-                <w:rFonts w:ascii="Times New Roman" w:hAnsi="Times New Roman" w:eastAsia="Times New Roman" w:cs="Times New Roman"/>
-                <w:color w:val="000000"/>
-                <w:sz w:val="24"/>
-              </w:rPr>
-              <w:t xml:space="preserve">Переключить тему (рисунки 2.24 и 2.25), повернуть телефон (рисунок 2.28), показать окно Windows (рисунки 2.26 и 2.27) и иконку на рабочем столе телефона</w:t>
+              <w:t xml:space="preserve">Приложение выполнено в едином стиле: тёмно-синий и оранжевый цвета, своя иконка и название «Маршрут» на телефоне. Есть светлая и тёмная темы. На пустых экранах показывается подсказка, что делать дальше, а перед любым удалением приложение спрашивает подтверждение. Интерфейс удобен на маленьком телефоне, с крупным системным шрифтом, в горизонтальном положении и в окне компьютера. Все экраны проверены на 280 снимках в разных условиях, найденные недочёты вёрстки исправлены</w:t>
             </w:r>
           </w:p>
         </w:tc>
@@ -2193,7 +1720,7 @@
         </w:tc>
         <w:tc>
           <w:tcPr>
-            <w:tcW w:type="dxa" w:w="6952"/>
+            <w:tcW w:type="dxa" w:w="11537"/>
           </w:tcPr>
           <w:p>
             <w:pPr>
@@ -2209,29 +1736,7 @@
                 <w:color w:val="000000"/>
                 <w:sz w:val="24"/>
               </w:rPr>
-              <w:t xml:space="preserve">97 автоматических тестов проверяют алгоритм, базу данных и экраны; ещё один тест проходит весь сценарий на настоящем приложении. Дополнительно составлено 36 тест-кейсов и проведены ручные проверки. Найдено и исправлено 24 ошибки, все записаны в журнал. При каждом изменении программы GitHub Actions сам запускает все тесты и собирает приложение</w:t>
-            </w:r>
-          </w:p>
-        </w:tc>
-        <w:tc>
-          <w:tcPr>
-            <w:tcW w:type="dxa" w:w="4585"/>
-          </w:tcPr>
-          <w:p>
-            <w:pPr>
-              <w:pStyle w:val="Compact"/>
-              <w:keepNext/>
-              <w:spacing w:line="240" w:lineRule="auto" w:before="0" w:after="0"/>
-              <w:ind w:firstLine="0" w:left="0"/>
-              <w:jc w:val="left"/>
-            </w:pPr>
-            <w:r>
-              <w:rPr>
-                <w:rFonts w:ascii="Times New Roman" w:hAnsi="Times New Roman" w:eastAsia="Times New Roman" w:cs="Times New Roman"/>
-                <w:color w:val="000000"/>
-                <w:sz w:val="24"/>
-              </w:rPr>
-              <w:t xml:space="preserve">Раздел 2.7 курсовой: итоги тестирования в таблице 2.6. На странице проекта в GitHub открыть вкладку Actions с зелёными проверками</w:t>
+              <w:t xml:space="preserve">Приложение проверяют 97 автоматических тестов: они проверяют алгоритм составления плана, работу с базой данных и экраны. Ещё один тест запускает настоящее приложение и проходит весь путь пользователя от регистрации до выхода. Дополнительно составлено 36 тест-кейсов и проведены ручные проверки. Всего найдено и исправлено 24 ошибки, каждая записана в журнал с причиной и исправлением. При каждом изменении программы GitHub Actions сам запускает все тесты и собирает приложение, поэтому новая ошибка сразу становится видна</w:t>
             </w:r>
           </w:p>
         </w:tc>
@@ -2286,7 +1791,7 @@
         </w:tc>
         <w:tc>
           <w:tcPr>
-            <w:tcW w:type="dxa" w:w="6952"/>
+            <w:tcW w:type="dxa" w:w="11537"/>
           </w:tcPr>
           <w:p>
             <w:pPr>
@@ -2302,29 +1807,7 @@
                 <w:color w:val="000000"/>
                 <w:sz w:val="24"/>
               </w:rPr>
-              <w:t xml:space="preserve">Глава 2: требования, архитектура приложения, база данных, алгоритм составления плана со схемой и примером расчёта, интерфейс (25 снимков экранов), реализация основных модулей, тестирование, сборка и выпуск</w:t>
-            </w:r>
-          </w:p>
-        </w:tc>
-        <w:tc>
-          <w:tcPr>
-            <w:tcW w:type="dxa" w:w="4585"/>
-          </w:tcPr>
-          <w:p>
-            <w:pPr>
-              <w:pStyle w:val="Compact"/>
-              <w:keepNext/>
-              <w:spacing w:line="240" w:lineRule="auto" w:before="0" w:after="0"/>
-              <w:ind w:firstLine="0" w:left="0"/>
-              <w:jc w:val="left"/>
-            </w:pPr>
-            <w:r>
-              <w:rPr>
-                <w:rFonts w:ascii="Times New Roman" w:hAnsi="Times New Roman" w:eastAsia="Times New Roman" w:cs="Times New Roman"/>
-                <w:color w:val="000000"/>
-                <w:sz w:val="24"/>
-              </w:rPr>
-              <w:t xml:space="preserve">Открыть главу 2: схема архитектуры (рисунок 2.1), схема базы данных (рисунок 2.2), схема алгоритма (рисунок 2.3), пример расчёта (таблица 2.4)</w:t>
+              <w:t xml:space="preserve">Вторая глава описывает, как сделано приложение: требования; архитектура из трёх слоёв; база данных со схемой связей таблиц; алгоритм составления плана со схемой и примером расчёта по дням; интерфейс со снимками всех экранов; реализация основных частей (вход и защита паролей, выход, удаление аккаунта, работа с планом, уведомления, обработка ошибок); тестирование; сборка и выпуск для Android и Windows. Глава заканчивается выводами</w:t>
             </w:r>
           </w:p>
         </w:tc>
@@ -2379,7 +1862,7 @@
         </w:tc>
         <w:tc>
           <w:tcPr>
-            <w:tcW w:type="dxa" w:w="6952"/>
+            <w:tcW w:type="dxa" w:w="11537"/>
           </w:tcPr>
           <w:p>
             <w:pPr>
@@ -2395,29 +1878,7 @@
                 <w:color w:val="000000"/>
                 <w:sz w:val="24"/>
               </w:rPr>
-              <w:t xml:space="preserve">Курсовая собрана в один документ Word и PDF: титульный лист, содержание, введение, две главы, заключение, список литературы из 43 источников и приложения А–И с фрагментами программы. Шрифт Times New Roman 14, межстрочный интервал 1,5, поля 30, 15, 20 и 20 мм, страницы пронумерованы</w:t>
-            </w:r>
-          </w:p>
-        </w:tc>
-        <w:tc>
-          <w:tcPr>
-            <w:tcW w:type="dxa" w:w="4585"/>
-          </w:tcPr>
-          <w:p>
-            <w:pPr>
-              <w:pStyle w:val="Compact"/>
-              <w:keepNext/>
-              <w:spacing w:line="240" w:lineRule="auto" w:before="0" w:after="0"/>
-              <w:ind w:firstLine="0" w:left="0"/>
-              <w:jc w:val="left"/>
-            </w:pPr>
-            <w:r>
-              <w:rPr>
-                <w:rFonts w:ascii="Times New Roman" w:hAnsi="Times New Roman" w:eastAsia="Times New Roman" w:cs="Times New Roman"/>
-                <w:color w:val="000000"/>
-                <w:sz w:val="24"/>
-              </w:rPr>
-              <w:t xml:space="preserve">Открыть файл курсовой и пролистать по содержанию</w:t>
+              <w:t>Курсовая завершена и собрана в один документ Word и PDF: титульный лист, содержание, введение, две главы, заключение, список литературы из 43 источников и приложения А–И с фрагментами программы. Оформление единое по всей работе: Times New Roman 14, интервал 1,5, поля 30, 15, 20 и 20 мм, пронумерованные страницы, подписанные рисунки и таблицы</w:t>
             </w:r>
           </w:p>
         </w:tc>
@@ -2470,43 +1931,22 @@
         </w:tc>
         <w:tc>
           <w:tcPr>
-            <w:tcW w:type="dxa" w:w="6952"/>
-          </w:tcPr>
-          <w:p>
-            <w:pPr>
-              <w:pStyle w:val="Compact"/>
-              <w:spacing w:line="240" w:lineRule="auto" w:before="0" w:after="0"/>
-              <w:ind w:firstLine="0" w:left="0"/>
-              <w:jc w:val="left"/>
-            </w:pPr>
-            <w:r>
-              <w:rPr>
-                <w:rFonts w:ascii="Times New Roman" w:hAnsi="Times New Roman" w:eastAsia="Times New Roman" w:cs="Times New Roman"/>
-                <w:color w:val="000000"/>
-                <w:sz w:val="24"/>
-              </w:rPr>
-              <w:t xml:space="preserve">Выпущена версия 1.0.0: установочный файл для Android и архив для Windows. Подготовлены памятка «Как устроено приложение», путеводитель по коду и ответы на вероятные вопросы</w:t>
-            </w:r>
-          </w:p>
-        </w:tc>
-        <w:tc>
-          <w:tcPr>
-            <w:tcW w:type="dxa" w:w="4585"/>
-          </w:tcPr>
-          <w:p>
-            <w:pPr>
-              <w:pStyle w:val="Compact"/>
-              <w:spacing w:line="240" w:lineRule="auto" w:before="0" w:after="0"/>
-              <w:ind w:firstLine="0" w:left="0"/>
-              <w:jc w:val="left"/>
-            </w:pPr>
-            <w:r>
-              <w:rPr>
-                <w:rFonts w:ascii="Times New Roman" w:hAnsi="Times New Roman" w:eastAsia="Times New Roman" w:cs="Times New Roman"/>
-                <w:color w:val="000000"/>
-                <w:sz w:val="24"/>
-              </w:rPr>
-              <w:t xml:space="preserve">Установить приложение на телефон со страницы релиза и пройти сценарий: регистрация → создание плана → отметка занятия → заметка → статистика → профиль → выход</w:t>
+            <w:tcW w:type="dxa" w:w="11537"/>
+          </w:tcPr>
+          <w:p>
+            <w:pPr>
+              <w:pStyle w:val="Compact"/>
+              <w:spacing w:line="240" w:lineRule="auto" w:before="0" w:after="0"/>
+              <w:ind w:firstLine="0" w:left="0"/>
+              <w:jc w:val="left"/>
+            </w:pPr>
+            <w:r>
+              <w:rPr>
+                <w:rFonts w:ascii="Times New Roman" w:hAnsi="Times New Roman" w:eastAsia="Times New Roman" w:cs="Times New Roman"/>
+                <w:color w:val="000000"/>
+                <w:sz w:val="24"/>
+              </w:rPr>
+              <w:t xml:space="preserve">Выпущена версия 1.0.0: установочный файл для Android и программа для Windows, которые можно скачать и запустить без среды разработки. Подготовлены сценарий показа, памятка о том, как устроено приложение, путеводитель по коду и ответы на вероятные вопросы</w:t>
             </w:r>
           </w:p>
         </w:tc>

--- a/docs/Отчёт_по_критериям.docx
+++ b/docs/Отчёт_по_критериям.docx
@@ -2,7 +2,7 @@
 <file path=word/document.xml><?xml version="1.0" encoding="utf-8"?>
 <w:document xmlns:w="http://schemas.openxmlformats.org/wordprocessingml/2006/main" xmlns:m="http://schemas.openxmlformats.org/officeDocument/2006/math" xmlns:r="http://schemas.openxmlformats.org/officeDocument/2006/relationships" xmlns:o="urn:schemas-microsoft-com:office:office" xmlns:v="urn:schemas-microsoft-com:vml" xmlns:w10="urn:schemas-microsoft-com:office:word" xmlns:a="http://schemas.openxmlformats.org/drawingml/2006/main" xmlns:pic="http://schemas.openxmlformats.org/drawingml/2006/picture" xmlns:wp="http://schemas.openxmlformats.org/drawingml/2006/wordprocessingDrawing">
   <w:body>
-    <w:bookmarkStart w:id="22" w:name="отчёт-о-выполнении-критериев-оценивания"/>
+    <w:bookmarkStart w:id="23" w:name="отчёт-о-выполнении-критериев-оценивания"/>
     <w:p>
       <w:pPr>
         <w:pStyle w:val="Heading1"/>
@@ -236,7 +236,7 @@
                 <w:color w:val="000000"/>
                 <w:sz w:val="24"/>
               </w:rPr>
-              <w:t>Тема — «Создание приложения для автоматического формирования персонального плана обучения». Цель — разработать мобильное приложение, которое само составляет личный план обучения по выбранному направлению с учётом знаний человека, его свободного времени и срока, а при отставании перестраивает план. Для этого поставлено восемь задач: изучить предметную область и аналоги, выбрать технологии, разработать алгоритм составления плана, сделать экраны, протестировать приложение, проанализировать первую версию и выпустить готовую сборку. Целевая аудитория — студенты колледжей и вузов, самоучки и люди, которые меняют профессию: все, кто учится без преподавателя и у кого ограничено время. Основной функционал: регистрация и вход, выбор направления, тест знаний, настройка расписания, автоматический план по дням с повторениями, проверка дедлайна, отметка занятий и перестройка плана, главная страница с прогрессом, статистика и профиль</w:t>
+              <w:t>Тема — «Создание приложения для автоматического формирования персонального плана обучения». Цель — разработать мобильное приложение, которое само составляет личный план обучения по выбранному направлению с учётом знаний человека, его свободного времени и срока, а при отставании перестраивает план. Для этого поставлено девять задач: изучить предметную область и аналоги, выбрать технологии, разработать алгоритм составления плана, сделать экраны, протестировать приложение, проанализировать первую версию, выпустить готовые сборки и сделать собственный сервер с базой данных, через который приложение работает со всеми данными. Целевая аудитория — студенты колледжей и вузов, самоучки и люди, которые меняют профессию: все, кто учится без преподавателя и у кого ограничено время. Основной функционал: регистрация и вход, выбор направления, тест знаний, настройка расписания, автоматический план по дням с повторениями, проверка дедлайна, отметка занятий и перестройка плана, главная страница с прогрессом, статистика и профиль</w:t>
             </w:r>
           </w:p>
         </w:tc>
@@ -304,7 +304,7 @@
                 <w:color w:val="000000"/>
                 <w:sz w:val="24"/>
               </w:rPr>
-              <w:t xml:space="preserve">При запуске показывается заставка: логотип «М» в виде линии маршрута и название «Маршрут» на тёмно-синем фоне, логотип плавно появляется. Заставка не просто украшение: пока она видна (не меньше полутора секунд), приложение загружает каталог тем и проверяет, сохранён ли вход. После этого оно само переходит на экран входа, а если пользователь раньше выбрал «Запомнить меня», сразу на главную</w:t>
+              <w:t xml:space="preserve">При запуске показывается заставка: логотип «М» в виде линии маршрута и название «Маршрут» на тёмно-синем фоне, логотип плавно появляется. Заставка не просто украшение: пока она видна (не меньше полутора секунд), приложение получает с сервера каталог тем и проверяет, сохранён ли вход. После этого оно само переходит на экран входа, а если пользователь раньше выбрал «Запомнить меня», сразу на главную. Если сервер выключен, заставка не зависает: открывается экран входа, где можно проверить адрес сервера</w:t>
             </w:r>
           </w:p>
         </w:tc>
@@ -372,7 +372,7 @@
                 <w:color w:val="000000"/>
                 <w:sz w:val="24"/>
               </w:rPr>
-              <w:t xml:space="preserve">Пользователь вводит имя, email, пароль и повтор пароля. Перед созданием аккаунта каждое поле проверяется: имя от 2 до 40 символов и только из букв, пробела и дефиса; email правильного вида; пароль не короче 8 символов и содержит буквы и цифры; повтор совпадает с паролем; email ещё никем не занят. Если что-то не так, аккаунт не создаётся, а понятное сообщение появляется прямо под полем с ошибкой, например «Пароли не совпадают» или «Пользователь с таким email уже существует»</w:t>
+              <w:t xml:space="preserve">Пользователь вводит имя, email, пароль и повтор пароля. Перед созданием аккаунта каждое поле проверяется сначала в приложении, а затем ещё раз на сервере: имя от 2 до 40 символов и только из букв, пробела и дефиса; email правильного вида; пароль не короче 8 символов и содержит буквы и цифры; повтор совпадает с паролем; email ещё никем не занят. Если что-то не так, аккаунт не создаётся, а понятное сообщение появляется прямо под полем с ошибкой, например «Пароли не совпадают» или «Пользователь с таким email уже существует»</w:t>
             </w:r>
           </w:p>
         </w:tc>
@@ -440,7 +440,7 @@
                 <w:color w:val="000000"/>
                 <w:sz w:val="24"/>
               </w:rPr>
-              <w:t>Вход выполняется по email и паролю. Приложение находит аккаунт по email (большие и маленькие буквы не различаются) и проверяет пароль. Если email или пароль неверные, показывается одно общее сообщение «Неверный email или пароль». Пароль можно показать, чтобы проверить, что он введён правильно. Галочка «Запомнить меня» сохраняет вход, а ссылка «Нет аккаунта? Зарегистрироваться» ведёт к регистрации</w:t>
+              <w:t>Вход выполняется по email и паролю. Приложение отправляет их на сервер, сервер находит аккаунт по email (большие и маленькие буквы не различаются), проверяет пароль и выдаёт приложению «пропуск» (токен входа), с которым оно дальше получает данные. Если email или пароль неверные, показывается одно общее сообщение «Неверный email или пароль». Пароль можно показать, чтобы проверить, что он введён правильно. Галочка «Запомнить меня» сохраняет вход, а ссылка «Нет аккаунта? Зарегистрироваться» ведёт к регистрации</w:t>
             </w:r>
           </w:p>
         </w:tc>
@@ -508,7 +508,7 @@
                 <w:color w:val="000000"/>
                 <w:sz w:val="24"/>
               </w:rPr>
-              <w:t xml:space="preserve">Регистрация и вход работают с одной базой данных на устройстве: регистрация записывает нового пользователя, а вход проверяет пароль по этой записи. Сам пароль нигде не сохраняется. Хранится только его «отпечаток» (хэш), рассчитанный вместе со случайной добавкой (солью): по нему можно проверить пароль, но нельзя узнать его. После регистрации сразу открывается вход с уже подставленным email. Если выбрано «Запомнить меня», приложение запоминает, кто вошёл, и при следующем запуске входит само. Все планы, заметки и настройки привязаны к аккаунту, поэтому после выхода и нового входа они на месте</w:t>
+              <w:t xml:space="preserve">Регистрация и вход работают с одной базой данных на сервере: регистрация записывает нового пользователя, а вход проверяет пароль по этой записи. Сам пароль нигде не сохраняется. Хранится только его «отпечаток» (хэш), рассчитанный вместе со случайной добавкой (солью): по нему можно проверить пароль, но нельзя узнать его. После регистрации сразу открывается вход с уже подставленным email. Если выбрано «Запомнить меня», приложение запоминает токен входа и при следующем запуске входит само, предварительно спросив у сервера, действует ли ещё этот токен. Все планы, заметки и настройки привязаны к аккаунту, поэтому после выхода и нового входа они на месте</w:t>
             </w:r>
           </w:p>
         </w:tc>
@@ -848,7 +848,7 @@
                 <w:color w:val="000000"/>
                 <w:sz w:val="24"/>
               </w:rPr>
-              <w:t xml:space="preserve">В профиле есть кнопка «Выйти». Перед выходом приложение спрашивает «Выйти из аккаунта?», чтобы не выйти случайно. После выхода сохранённый вход стирается, открывается экран входа, и все разделы снова закрыты до следующего входа. Данные аккаунта при этом не удаляются: войдя снова, пользователь увидит свои планы и заметки</w:t>
+              <w:t xml:space="preserve">В профиле есть кнопка «Выйти». Перед выходом приложение спрашивает «Выйти из аккаунта?», чтобы не выйти случайно. После выхода сохранённый вход стирается, а токен входа удаляется и на сервере, так что по нему больше нельзя получить данные. Открывается экран входа, и все разделы снова закрыты до следующего входа. Данные аккаунта при этом не удаляются: войдя снова, пользователь увидит свои планы и заметки</w:t>
             </w:r>
           </w:p>
         </w:tc>
@@ -916,7 +916,7 @@
                 <w:color w:val="000000"/>
                 <w:sz w:val="24"/>
               </w:rPr>
-              <w:t>Во введении объяснено, почему тема актуальна: у того, кто учится сам, неясен порядок тем, не учитываются его знания и время, а план разваливается при отставании, и существующие сервисы решают эти проблемы только по отдельности. Сформулированы цель и восемь задач, объект разработки (планирование самостоятельного обучения) и предмет (приложение, которое составляет и ведёт план), целевая аудитория, функционал, методы, практическая значимость и структура работы</w:t>
+              <w:t>Во введении объяснено, почему тема актуальна: у того, кто учится сам, неясен порядок тем, не учитываются его знания и время, а план разваливается при отставании, и существующие сервисы решают эти проблемы только по отдельности. Сформулированы цель и девять задач, объект разработки (планирование самостоятельного обучения) и предмет (приложение, которое составляет и ведёт план), целевая аудитория, функционал, методы, практическая значимость и структура работы</w:t>
             </w:r>
           </w:p>
         </w:tc>
@@ -984,7 +984,7 @@
                 <w:color w:val="000000"/>
                 <w:sz w:val="24"/>
               </w:rPr>
-              <w:t xml:space="preserve">Первая глава состоит из пяти разделов. В первом разобрана предметная область: как темы зависят друг от друга, как определить их порядок, почему помогают интервальные повторения и метод Pomodoro, и какие требования из этого следуют для приложения. Во втором и третьем описаны особенности мобильных приложений и принципы их разработки. В четвёртом приложение сравнивается с аналогами (roadmap.sh, Duolingo, Stepik и Coursera, Notion и Todoist): ни один из них не учитывает одновременно знания, время и срок и не перестраивает план при отставании. В пятом обоснован выбор технологий: Flutter и Dart, архитектура из трёх слоёв, Riverpod для управления состоянием, база данных SQLite, навигация и способ защиты паролей. Глава заканчивается выводами</w:t>
+              <w:t xml:space="preserve">Первая глава состоит из пяти разделов. В первом разобрана предметная область: как темы зависят друг от друга, как определить их порядок, почему помогают интервальные повторения и метод Pomodoro, и какие требования из этого следуют для приложения. Во втором и третьем описаны особенности мобильных приложений и принципы их разработки. В четвёртом приложение сравнивается с аналогами (roadmap.sh, Duolingo, Stepik и Coursera, Notion и Todoist): ни один из них не учитывает одновременно знания, время и срок и не перестраивает план при отставании. В пятом обоснован выбор технологий: Flutter и Dart, архитектура из трёх слоёв, Riverpod для управления состоянием, способ хранения данных (собственный сервер с базой SQLite сравнивается с базой на телефоне и с облачными Firebase и Supabase), устройство обмена данными между приложением и сервером по правилам REST, навигация и способ защиты паролей и входа. Глава заканчивается выводами</w:t>
             </w:r>
           </w:p>
         </w:tc>
@@ -1052,7 +1052,7 @@
                 <w:color w:val="000000"/>
                 <w:sz w:val="24"/>
               </w:rPr>
-              <w:t xml:space="preserve">Работа оформлена по требованиям: шрифт Times New Roman 14, межстрочный интервал 1,5, поля 30, 15, 20 и 20 мм, нумерация страниц, подписи рисунков и таблиц. Список литературы содержит 43 источника: книги, научные статьи и официальную документацию. Он оформлен по ГОСТ 7.1-2003, электронные ресурсы — по ГОСТ 7.82-2001. В тексте на источники стоят ссылки в квадратных скобках, например [6]</w:t>
+              <w:t xml:space="preserve">Работа оформлена по требованиям: шрифт Times New Roman 14, межстрочный интервал 1,5, поля 30, 15, 20 и 20 мм, нумерация страниц, подписи рисунков и таблиц. Список литературы содержит 50 источников: книги, научные статьи и официальную документацию. Он оформлен по ГОСТ 7.1-2003, электронные ресурсы — по ГОСТ 7.82-2001. В тексте на источники стоят ссылки в квадратных скобках, например [6]</w:t>
             </w:r>
           </w:p>
         </w:tc>
@@ -1120,7 +1120,7 @@
                 <w:color w:val="000000"/>
                 <w:sz w:val="24"/>
               </w:rPr>
-              <w:t xml:space="preserve">Подготовлен сценарий, в котором все экраны показываются в естественном порядке: заставка, регистрация, вход, главная, переходы по вкладкам, профиль, создание плана, отметка занятия и выход. Этот же сценарий автоматически проходит проверка на настоящем приложении, поэтому на защите он отработает без сбоев. Подготовлены ответы на вероятные вопросы о выборе технологий, алгоритме и хранении данных</w:t>
+              <w:t xml:space="preserve">Подготовлен сценарий, в котором все экраны показываются в естественном порядке на телефоне, подключённом к серверу на ноутбуке: заставка, регистрация, вход, главная, переходы по вкладкам, профиль, создание плана, отметка занятия и выход. Этот же сценарий автоматически проходит проверка на настоящем приложении, поэтому на защите он отработает без сбоев. Подготовлены ответы на вероятные вопросы о выборе технологий, алгоритме и хранении данных</w:t>
             </w:r>
           </w:p>
         </w:tc>
@@ -1452,7 +1452,7 @@
                 <w:color w:val="000000"/>
                 <w:sz w:val="24"/>
               </w:rPr>
-              <w:t xml:space="preserve">Все данные хранятся в базе данных SQLite прямо на устройстве, поэтому приложение работает без интернета. В базе восемь таблиц: пользователи, планы, темы планов, занятия, свои темы, заметки, избранное и записи Pomodoro. Таблицы связаны между собой, и связанные данные удаляются вместе: удаляется план — удаляются его занятия, удаляется аккаунт — удаляются все данные пользователя. Для заметок, своих тем и планов есть все четыре операции: создание, просмотр, изменение и удаление. Если данные введены неверно (например, пустое название), приложение не сохраняет их и показывает понятное сообщение</w:t>
+              <w:t xml:space="preserve">Все данные хранятся в базе данных SQLite на собственном сервере, который запускается на ноутбуке. Приложение не хранит данные у себя: оно получает, добавляет, изменяет и удаляет их только запросами к серверу по сети Wi-Fi, интернет для этого не нужен. В базе девять таблиц: пользователи, планы, темы планов, занятия, свои темы, заметки, избранное, записи Pomodoro и токены входа. Таблицы связаны между собой, и связанные данные удаляются вместе: удаляется план — удаляются его занятия, удаляется аккаунт — удаляются все данные пользователя. Для заметок, своих тем и планов есть все четыре операции: создание, просмотр, изменение и удаление. Если данные введены неверно (например, пустое название), их не сохраняет ни приложение, ни сервер, а пользователь видит понятное сообщение. Если сервер выключен или не ответил, приложение сообщает «Нет связи с сервером» и ничего не теряет</w:t>
             </w:r>
           </w:p>
         </w:tc>
@@ -1736,7 +1736,7 @@
                 <w:color w:val="000000"/>
                 <w:sz w:val="24"/>
               </w:rPr>
-              <w:t xml:space="preserve">Приложение проверяют 97 автоматических тестов: они проверяют алгоритм составления плана, работу с базой данных и экраны. Ещё один тест запускает настоящее приложение и проходит весь путь пользователя от регистрации до выхода. Дополнительно составлено 36 тест-кейсов и проведены ручные проверки. Всего найдено и исправлено 24 ошибки, каждая записана в журнал с причиной и исправлением. При каждом изменении программы GitHub Actions сам запускает все тесты и собирает приложение, поэтому новая ошибка сразу становится видна</w:t>
+              <w:t xml:space="preserve">Приложение проверяют 137 автоматических тестов: они проверяют алгоритм составления плана, работу с базой данных, сервер (правильные ответы, отказ без входа, защиту чужих данных, сбой базы), связь приложения с сервером (выключенный сервер, долгий ответ, неверный ответ) и экраны. Ещё один тест запускает настоящее приложение и настоящий сервер и проходит весь путь пользователя от регистрации до выхода. Дополнительно составлено 45 тест-кейсов и проведено восемь ручных проверок. Всего найдено и исправлено 27 ошибок, каждая записана в журнал с причиной и исправлением. При каждом изменении программы GitHub Actions сам запускает все тесты и собирает приложение, поэтому новая ошибка сразу становится видна</w:t>
             </w:r>
           </w:p>
         </w:tc>
@@ -1807,7 +1807,7 @@
                 <w:color w:val="000000"/>
                 <w:sz w:val="24"/>
               </w:rPr>
-              <w:t xml:space="preserve">Вторая глава описывает, как сделано приложение: требования; архитектура из трёх слоёв; база данных со схемой связей таблиц; алгоритм составления плана со схемой и примером расчёта по дням; интерфейс со снимками всех экранов; реализация основных частей (вход и защита паролей, выход, удаление аккаунта, работа с планом, уведомления, обработка ошибок); тестирование; сборка и выпуск для Android и Windows. Глава заканчивается выводами</w:t>
+              <w:t>Вторая глава описывает, как сделано приложение: требования; архитектура: приложение из трёх слоёв и сервер с базой данных; база данных со схемой связей таблиц; устройство сервера, все его адреса, ответы и ошибки, и то, как приложение обрабатывает эти ответы; алгоритм составления плана со схемой и примером расчёта по дням; интерфейс со снимками всех экранов; реализация основных частей (вход и защита паролей, выход, удаление аккаунта, работа с планом, уведомления, обработка ошибок); тестирование; сборка и выпуск для Android, iPhone и Windows, а также программы-сервера. Глава заканчивается выводами</w:t>
             </w:r>
           </w:p>
         </w:tc>
@@ -1878,7 +1878,7 @@
                 <w:color w:val="000000"/>
                 <w:sz w:val="24"/>
               </w:rPr>
-              <w:t>Курсовая завершена и собрана в один документ Word и PDF: титульный лист, содержание, введение, две главы, заключение, список литературы из 43 источников и приложения А–И с фрагментами программы. Оформление единое по всей работе: Times New Roman 14, интервал 1,5, поля 30, 15, 20 и 20 мм, пронумерованные страницы, подписанные рисунки и таблицы</w:t>
+              <w:t>Курсовая завершена и собрана в один документ Word и PDF: титульный лист, содержание, введение, две главы, заключение, список литературы из 50 источников и приложения А–Л с фрагментами программы (в том числе сервера и работы приложения с ним). Оформление единое по всей работе: Times New Roman 14, интервал 1,5, поля 30, 15, 20 и 20 мм, пронумерованные страницы, подписанные рисунки и таблицы</w:t>
             </w:r>
           </w:p>
         </w:tc>
@@ -1946,14 +1946,503 @@
                 <w:color w:val="000000"/>
                 <w:sz w:val="24"/>
               </w:rPr>
-              <w:t xml:space="preserve">Выпущена версия 1.0.0: установочный файл для Android и программа для Windows, которые можно скачать и запустить без среды разработки. Подготовлены сценарий показа, памятка о том, как устроено приложение, путеводитель по коду и ответы на вероятные вопросы</w:t>
+              <w:t>Выпущена версия 1.0.0 для Android и Windows. Теперь при каждом изменении программы автоматически собираются установочный файл для Android, файл для установки на iPhone, программа для Windows и программа-сервер для ноутбука; всё это можно скачать и запустить без среды разработки. Подготовлены сценарий показа, памятка о том, как устроено приложение, путеводитель по коду и ответы на вероятные вопросы</w:t>
             </w:r>
           </w:p>
         </w:tc>
       </w:tr>
     </w:tbl>
     <w:bookmarkEnd w:id="21"/>
+    <w:bookmarkStart w:id="22" w:name="задание-на-курсовой-проект"/>
+    <w:p>
+      <w:pPr>
+        <w:pStyle w:val="Heading2"/>
+      </w:pPr>
+      <w:r>
+        <w:t xml:space="preserve">Задание на курсовой проект</w:t>
+      </w:r>
+    </w:p>
+    <w:p>
+      <w:pPr>
+        <w:pStyle w:val="FirstParagraph"/>
+        <w:keepNext/>
+        <w:spacing w:line="360" w:lineRule="auto" w:before="120" w:after="0"/>
+        <w:ind w:firstLine="0" w:left="0"/>
+        <w:jc w:val="left"/>
+      </w:pPr>
+      <w:r>
+        <w:t xml:space="preserve">Таблица 3 — Требования задания и как они выполнены</w:t>
+      </w:r>
+    </w:p>
+    <w:tbl>
+      <w:tblPr>
+        <w:tblStyle w:val="Table"/>
+        <w:tblLook w:firstRow="1" w:lastRow="0" w:firstColumn="0" w:lastColumn="0" w:noHBand="0" w:noVBand="0" w:val="0020"/>
+        <w:tblW w:w="14571" w:type="dxa"/>
+        <w:tblLayout w:type="fixed"/>
+        <w:jc w:val="center"/>
+        <w:tblBorders>
+          <w:top w:val="single" w:sz="4" w:color="000000"/>
+          <w:left w:val="single" w:sz="4" w:color="000000"/>
+          <w:bottom w:val="single" w:sz="4" w:color="000000"/>
+          <w:right w:val="single" w:sz="4" w:color="000000"/>
+          <w:insideH w:val="single" w:sz="4" w:color="000000"/>
+          <w:insideV w:val="single" w:sz="4" w:color="000000"/>
+        </w:tblBorders>
+      </w:tblPr>
+      <w:tblGrid>
+        <w:gridCol w:w="481"/>
+        <w:gridCol w:w="3419"/>
+        <w:gridCol w:w="10670"/>
+      </w:tblGrid>
+      <w:tr>
+        <w:trPr>
+          <w:tblHeader w:val="true"/>
+          <w:cantSplit/>
+        </w:trPr>
+        <w:tc>
+          <w:tcPr>
+            <w:tcW w:type="dxa" w:w="482"/>
+          </w:tcPr>
+          <w:p>
+            <w:pPr>
+              <w:pStyle w:val="Compact"/>
+              <w:keepNext/>
+              <w:spacing w:line="240" w:lineRule="auto" w:before="0" w:after="0"/>
+              <w:ind w:firstLine="0" w:left="0"/>
+              <w:jc w:val="left"/>
+            </w:pPr>
+            <w:r>
+              <w:rPr>
+                <w:rFonts w:ascii="Times New Roman" w:hAnsi="Times New Roman" w:eastAsia="Times New Roman" w:cs="Times New Roman"/>
+                <w:b/>
+                <w:color w:val="000000"/>
+                <w:sz w:val="24"/>
+              </w:rPr>
+              <w:t xml:space="preserve">№</w:t>
+            </w:r>
+          </w:p>
+        </w:tc>
+        <w:tc>
+          <w:tcPr>
+            <w:tcW w:type="dxa" w:w="3419"/>
+          </w:tcPr>
+          <w:p>
+            <w:pPr>
+              <w:pStyle w:val="Compact"/>
+              <w:keepNext/>
+              <w:spacing w:line="240" w:lineRule="auto" w:before="0" w:after="0"/>
+              <w:ind w:firstLine="0" w:left="0"/>
+              <w:jc w:val="left"/>
+            </w:pPr>
+            <w:r>
+              <w:rPr>
+                <w:rFonts w:ascii="Times New Roman" w:hAnsi="Times New Roman" w:eastAsia="Times New Roman" w:cs="Times New Roman"/>
+                <w:b/>
+                <w:color w:val="000000"/>
+                <w:sz w:val="24"/>
+              </w:rPr>
+              <w:t xml:space="preserve">Требование</w:t>
+            </w:r>
+          </w:p>
+        </w:tc>
+        <w:tc>
+          <w:tcPr>
+            <w:tcW w:type="dxa" w:w="10669"/>
+          </w:tcPr>
+          <w:p>
+            <w:pPr>
+              <w:pStyle w:val="Compact"/>
+              <w:keepNext/>
+              <w:spacing w:line="240" w:lineRule="auto" w:before="0" w:after="0"/>
+              <w:ind w:firstLine="0" w:left="0"/>
+              <w:jc w:val="left"/>
+            </w:pPr>
+            <w:r>
+              <w:rPr>
+                <w:rFonts w:ascii="Times New Roman" w:hAnsi="Times New Roman" w:eastAsia="Times New Roman" w:cs="Times New Roman"/>
+                <w:b/>
+                <w:color w:val="000000"/>
+                <w:sz w:val="24"/>
+              </w:rPr>
+              <w:t xml:space="preserve">Как выполнено</w:t>
+            </w:r>
+          </w:p>
+        </w:tc>
+      </w:tr>
+      <w:tr>
+        <w:trPr>
+          <w:cantSplit/>
+        </w:trPr>
+        <w:tc>
+          <w:tcPr>
+            <w:tcW w:type="dxa" w:w="482"/>
+          </w:tcPr>
+          <w:p>
+            <w:pPr>
+              <w:pStyle w:val="Compact"/>
+              <w:keepNext/>
+              <w:spacing w:line="240" w:lineRule="auto" w:before="0" w:after="0"/>
+              <w:ind w:firstLine="0" w:left="0"/>
+              <w:jc w:val="left"/>
+            </w:pPr>
+            <w:r>
+              <w:rPr>
+                <w:rFonts w:ascii="Times New Roman" w:hAnsi="Times New Roman" w:eastAsia="Times New Roman" w:cs="Times New Roman"/>
+                <w:color w:val="000000"/>
+                <w:sz w:val="24"/>
+              </w:rPr>
+              <w:t xml:space="preserve">1</w:t>
+            </w:r>
+          </w:p>
+        </w:tc>
+        <w:tc>
+          <w:tcPr>
+            <w:tcW w:type="dxa" w:w="3419"/>
+          </w:tcPr>
+          <w:p>
+            <w:pPr>
+              <w:pStyle w:val="Compact"/>
+              <w:keepNext/>
+              <w:spacing w:line="240" w:lineRule="auto" w:before="0" w:after="0"/>
+              <w:ind w:firstLine="0" w:left="0"/>
+              <w:jc w:val="left"/>
+            </w:pPr>
+            <w:r>
+              <w:rPr>
+                <w:rFonts w:ascii="Times New Roman" w:hAnsi="Times New Roman" w:eastAsia="Times New Roman" w:cs="Times New Roman"/>
+                <w:color w:val="000000"/>
+                <w:sz w:val="24"/>
+              </w:rPr>
+              <w:t xml:space="preserve">Приложение работает полностью, все функции проверены, критических ошибок нет</w:t>
+            </w:r>
+          </w:p>
+        </w:tc>
+        <w:tc>
+          <w:tcPr>
+            <w:tcW w:type="dxa" w:w="10669"/>
+          </w:tcPr>
+          <w:p>
+            <w:pPr>
+              <w:pStyle w:val="Compact"/>
+              <w:keepNext/>
+              <w:spacing w:line="240" w:lineRule="auto" w:before="0" w:after="0"/>
+              <w:ind w:firstLine="0" w:left="0"/>
+              <w:jc w:val="left"/>
+            </w:pPr>
+            <w:r>
+              <w:rPr>
+                <w:rFonts w:ascii="Times New Roman" w:hAnsi="Times New Roman" w:eastAsia="Times New Roman" w:cs="Times New Roman"/>
+                <w:color w:val="000000"/>
+                <w:sz w:val="24"/>
+              </w:rPr>
+              <w:t xml:space="preserve">Все функции приложения работают с сервером и проверены: 137 автоматических тестов, тест настоящего приложения с настоящим сервером, 45 тест-кейсов и ручные проверки. Найденные ошибки исправлены и записаны в журнал. Тесты запускаются сами при каждом изменении программы</w:t>
+            </w:r>
+          </w:p>
+        </w:tc>
+      </w:tr>
+      <w:tr>
+        <w:trPr>
+          <w:cantSplit/>
+        </w:trPr>
+        <w:tc>
+          <w:tcPr>
+            <w:tcW w:type="dxa" w:w="482"/>
+          </w:tcPr>
+          <w:p>
+            <w:pPr>
+              <w:pStyle w:val="Compact"/>
+              <w:keepNext/>
+              <w:spacing w:line="240" w:lineRule="auto" w:before="0" w:after="0"/>
+              <w:ind w:firstLine="0" w:left="0"/>
+              <w:jc w:val="left"/>
+            </w:pPr>
+            <w:r>
+              <w:rPr>
+                <w:rFonts w:ascii="Times New Roman" w:hAnsi="Times New Roman" w:eastAsia="Times New Roman" w:cs="Times New Roman"/>
+                <w:color w:val="000000"/>
+                <w:sz w:val="24"/>
+              </w:rPr>
+              <w:t xml:space="preserve">2</w:t>
+            </w:r>
+          </w:p>
+        </w:tc>
+        <w:tc>
+          <w:tcPr>
+            <w:tcW w:type="dxa" w:w="3419"/>
+          </w:tcPr>
+          <w:p>
+            <w:pPr>
+              <w:pStyle w:val="Compact"/>
+              <w:keepNext/>
+              <w:spacing w:line="240" w:lineRule="auto" w:before="0" w:after="0"/>
+              <w:ind w:firstLine="0" w:left="0"/>
+              <w:jc w:val="left"/>
+            </w:pPr>
+            <w:r>
+              <w:rPr>
+                <w:rFonts w:ascii="Times New Roman" w:hAnsi="Times New Roman" w:eastAsia="Times New Roman" w:cs="Times New Roman"/>
+                <w:color w:val="000000"/>
+                <w:sz w:val="24"/>
+              </w:rPr>
+              <w:t xml:space="preserve">База данных развёрнута, доступ к данным только через API: получение, добавление, изменение и удаление, обработка ответов и ошибок</w:t>
+            </w:r>
+          </w:p>
+        </w:tc>
+        <w:tc>
+          <w:tcPr>
+            <w:tcW w:type="dxa" w:w="10669"/>
+          </w:tcPr>
+          <w:p>
+            <w:pPr>
+              <w:pStyle w:val="Compact"/>
+              <w:keepNext/>
+              <w:spacing w:line="240" w:lineRule="auto" w:before="0" w:after="0"/>
+              <w:ind w:firstLine="0" w:left="0"/>
+              <w:jc w:val="left"/>
+            </w:pPr>
+            <w:r>
+              <w:rPr>
+                <w:rFonts w:ascii="Times New Roman" w:hAnsi="Times New Roman" w:eastAsia="Times New Roman" w:cs="Times New Roman"/>
+                <w:color w:val="000000"/>
+                <w:sz w:val="24"/>
+              </w:rPr>
+              <w:t xml:space="preserve">Сделан собственный сервер. Он запускается на ноутбуке и хранит все данные в базе SQLite. Приложение не обращается к базе напрямую: на каждое действие оно отправляет серверу запрос, и только сервер читает или меняет базу. Для заметок, своих тем и планов есть все четыре операции: получить, добавить, изменить и удалить. На каждый запрос сервер отвечает кодом: всё прошло успешно, неверные данные, нужен вход, запись не найдена или ошибка сервера. Приложение понимает каждый ответ: показывает данные, выводит причину ошибки понятными словами, при истёкшем входе возвращает на экран входа, а если сервер выключен или не ответил за 10 секунд, сообщает «Нет связи с сервером» и ничего не теряет. Сервер не отдаёт чужие данные и не принимает действия без входа</w:t>
+            </w:r>
+          </w:p>
+        </w:tc>
+      </w:tr>
+      <w:tr>
+        <w:trPr>
+          <w:cantSplit/>
+        </w:trPr>
+        <w:tc>
+          <w:tcPr>
+            <w:tcW w:type="dxa" w:w="482"/>
+          </w:tcPr>
+          <w:p>
+            <w:pPr>
+              <w:pStyle w:val="Compact"/>
+              <w:keepNext/>
+              <w:spacing w:line="240" w:lineRule="auto" w:before="0" w:after="0"/>
+              <w:ind w:firstLine="0" w:left="0"/>
+              <w:jc w:val="left"/>
+            </w:pPr>
+            <w:r>
+              <w:rPr>
+                <w:rFonts w:ascii="Times New Roman" w:hAnsi="Times New Roman" w:eastAsia="Times New Roman" w:cs="Times New Roman"/>
+                <w:color w:val="000000"/>
+                <w:sz w:val="24"/>
+              </w:rPr>
+              <w:t xml:space="preserve">3</w:t>
+            </w:r>
+          </w:p>
+        </w:tc>
+        <w:tc>
+          <w:tcPr>
+            <w:tcW w:type="dxa" w:w="3419"/>
+          </w:tcPr>
+          <w:p>
+            <w:pPr>
+              <w:pStyle w:val="Compact"/>
+              <w:keepNext/>
+              <w:spacing w:line="240" w:lineRule="auto" w:before="0" w:after="0"/>
+              <w:ind w:firstLine="0" w:left="0"/>
+              <w:jc w:val="left"/>
+            </w:pPr>
+            <w:r>
+              <w:rPr>
+                <w:rFonts w:ascii="Times New Roman" w:hAnsi="Times New Roman" w:eastAsia="Times New Roman" w:cs="Times New Roman"/>
+                <w:color w:val="000000"/>
+                <w:sz w:val="24"/>
+              </w:rPr>
+              <w:t xml:space="preserve">Интерфейс соответствует прототипам в Figma</w:t>
+            </w:r>
+          </w:p>
+        </w:tc>
+        <w:tc>
+          <w:tcPr>
+            <w:tcW w:type="dxa" w:w="10669"/>
+          </w:tcPr>
+          <w:p>
+            <w:pPr>
+              <w:pStyle w:val="Compact"/>
+              <w:keepNext/>
+              <w:spacing w:line="240" w:lineRule="auto" w:before="0" w:after="0"/>
+              <w:ind w:firstLine="0" w:left="0"/>
+              <w:jc w:val="left"/>
+            </w:pPr>
+            <w:r>
+              <w:rPr>
+                <w:rFonts w:ascii="Times New Roman" w:hAnsi="Times New Roman" w:eastAsia="Times New Roman" w:cs="Times New Roman"/>
+                <w:color w:val="000000"/>
+                <w:sz w:val="24"/>
+              </w:rPr>
+              <w:t xml:space="preserve">Перед разработкой для защиты концепции были нарисованы кликабельные макеты 16 экранов и схема переходов между ними. Экраны приложения построены по этим макетам: та же структура экранов, переходы и расположение основных элементов. Цвета (тёмно-синий и оранжевый) и шрифты едины во всём приложении. </w:t>
+            </w:r>
+            <w:r>
+              <w:rPr>
+                <w:rFonts w:ascii="Times New Roman" w:hAnsi="Times New Roman" w:eastAsia="Times New Roman" w:cs="Times New Roman"/>
+                <w:color w:val="000000"/>
+                <w:sz w:val="24"/>
+                <w:highlight w:val="yellow"/>
+              </w:rPr>
+              <w:t>[ПРОВЕРИТЬ: макеты сделаны в виде веб-страницы, а не в Figma; уточнить у преподавателя, подойдут ли они или нужен файл Figma]</w:t>
+            </w:r>
+          </w:p>
+        </w:tc>
+      </w:tr>
+      <w:tr>
+        <w:trPr>
+          <w:cantSplit/>
+        </w:trPr>
+        <w:tc>
+          <w:tcPr>
+            <w:tcW w:type="dxa" w:w="482"/>
+          </w:tcPr>
+          <w:p>
+            <w:pPr>
+              <w:pStyle w:val="Compact"/>
+              <w:keepNext/>
+              <w:spacing w:line="240" w:lineRule="auto" w:before="0" w:after="0"/>
+              <w:ind w:firstLine="0" w:left="0"/>
+              <w:jc w:val="left"/>
+            </w:pPr>
+            <w:r>
+              <w:rPr>
+                <w:rFonts w:ascii="Times New Roman" w:hAnsi="Times New Roman" w:eastAsia="Times New Roman" w:cs="Times New Roman"/>
+                <w:color w:val="000000"/>
+                <w:sz w:val="24"/>
+              </w:rPr>
+              <w:t xml:space="preserve">4</w:t>
+            </w:r>
+          </w:p>
+        </w:tc>
+        <w:tc>
+          <w:tcPr>
+            <w:tcW w:type="dxa" w:w="3419"/>
+          </w:tcPr>
+          <w:p>
+            <w:pPr>
+              <w:pStyle w:val="Compact"/>
+              <w:keepNext/>
+              <w:spacing w:line="240" w:lineRule="auto" w:before="0" w:after="0"/>
+              <w:ind w:firstLine="0" w:left="0"/>
+              <w:jc w:val="left"/>
+            </w:pPr>
+            <w:r>
+              <w:rPr>
+                <w:rFonts w:ascii="Times New Roman" w:hAnsi="Times New Roman" w:eastAsia="Times New Roman" w:cs="Times New Roman"/>
+                <w:color w:val="000000"/>
+                <w:sz w:val="24"/>
+              </w:rPr>
+              <w:t xml:space="preserve">Приложение установлено на реальный смартфон</w:t>
+            </w:r>
+          </w:p>
+        </w:tc>
+        <w:tc>
+          <w:tcPr>
+            <w:tcW w:type="dxa" w:w="10669"/>
+          </w:tcPr>
+          <w:p>
+            <w:pPr>
+              <w:pStyle w:val="Compact"/>
+              <w:keepNext/>
+              <w:spacing w:line="240" w:lineRule="auto" w:before="0" w:after="0"/>
+              <w:ind w:firstLine="0" w:left="0"/>
+              <w:jc w:val="left"/>
+            </w:pPr>
+            <w:r>
+              <w:rPr>
+                <w:rFonts w:ascii="Times New Roman" w:hAnsi="Times New Roman" w:eastAsia="Times New Roman" w:cs="Times New Roman"/>
+                <w:color w:val="000000"/>
+                <w:sz w:val="24"/>
+              </w:rPr>
+              <w:t xml:space="preserve">Для Android собран установочный файл. Для iPhone собран файл, который ставится с компьютера бесплатной программой под своим Apple ID. Для обоих телефонов написаны пошаговые инструкции, в том числе как подключить телефон к серверу по Wi-Fi. </w:t>
+            </w:r>
+            <w:r>
+              <w:rPr>
+                <w:rFonts w:ascii="Times New Roman" w:hAnsi="Times New Roman" w:eastAsia="Times New Roman" w:cs="Times New Roman"/>
+                <w:color w:val="000000"/>
+                <w:sz w:val="24"/>
+                <w:highlight w:val="yellow"/>
+              </w:rPr>
+              <w:t>[ПРОВЕРИТЬ: установить на свой телефон и пройти сценарий защиты до защиты]</w:t>
+            </w:r>
+          </w:p>
+        </w:tc>
+      </w:tr>
+      <w:tr>
+        <w:trPr>
+          <w:cantSplit/>
+        </w:trPr>
+        <w:tc>
+          <w:tcPr>
+            <w:tcW w:type="dxa" w:w="482"/>
+          </w:tcPr>
+          <w:p>
+            <w:pPr>
+              <w:pStyle w:val="Compact"/>
+              <w:spacing w:line="240" w:lineRule="auto" w:before="0" w:after="0"/>
+              <w:ind w:firstLine="0" w:left="0"/>
+              <w:jc w:val="left"/>
+            </w:pPr>
+            <w:r>
+              <w:rPr>
+                <w:rFonts w:ascii="Times New Roman" w:hAnsi="Times New Roman" w:eastAsia="Times New Roman" w:cs="Times New Roman"/>
+                <w:color w:val="000000"/>
+                <w:sz w:val="24"/>
+              </w:rPr>
+              <w:t xml:space="preserve">5</w:t>
+            </w:r>
+          </w:p>
+        </w:tc>
+        <w:tc>
+          <w:tcPr>
+            <w:tcW w:type="dxa" w:w="3419"/>
+          </w:tcPr>
+          <w:p>
+            <w:pPr>
+              <w:pStyle w:val="Compact"/>
+              <w:spacing w:line="240" w:lineRule="auto" w:before="0" w:after="0"/>
+              <w:ind w:firstLine="0" w:left="0"/>
+              <w:jc w:val="left"/>
+            </w:pPr>
+            <w:r>
+              <w:rPr>
+                <w:rFonts w:ascii="Times New Roman" w:hAnsi="Times New Roman" w:eastAsia="Times New Roman" w:cs="Times New Roman"/>
+                <w:color w:val="000000"/>
+                <w:sz w:val="24"/>
+              </w:rPr>
+              <w:t xml:space="preserve">Защита: демонстрация на смартфоне, работа с данными через API, объяснение архитектуры</w:t>
+            </w:r>
+          </w:p>
+        </w:tc>
+        <w:tc>
+          <w:tcPr>
+            <w:tcW w:type="dxa" w:w="10669"/>
+          </w:tcPr>
+          <w:p>
+            <w:pPr>
+              <w:pStyle w:val="Compact"/>
+              <w:spacing w:line="240" w:lineRule="auto" w:before="0" w:after="0"/>
+              <w:ind w:firstLine="0" w:left="0"/>
+              <w:jc w:val="left"/>
+            </w:pPr>
+            <w:r>
+              <w:rPr>
+                <w:rFonts w:ascii="Times New Roman" w:hAnsi="Times New Roman" w:eastAsia="Times New Roman" w:cs="Times New Roman"/>
+                <w:color w:val="000000"/>
+                <w:sz w:val="24"/>
+              </w:rPr>
+              <w:t xml:space="preserve">Подготовлен сценарий: сервер запущен на ноутбуке, его окно видно комиссии, на телефоне пользователь входит, создаёт, изменяет и удаляет заметку, отмечает занятие. После каждого действия в окне сервера появляется строка с типом запроса и ответом, поэтому видно, что данные идут через API. Затем сервер выключается, и приложение показывает понятное сообщение об ошибке. Архитектура объясняется по схеме: приложение из трёх слоёв, сервер и база данных</w:t>
+            </w:r>
+          </w:p>
+        </w:tc>
+      </w:tr>
+    </w:tbl>
     <w:bookmarkEnd w:id="22"/>
+    <w:bookmarkEnd w:id="23"/>
     <w:sectPr>
       <w:footerReference w:type="default" r:id="rId9"/>
       <w:pgSz w:h="11906" w:w="16838" w:orient="landscape"/>
